--- a/docs/Intelligence-Engine-Operations-Guide.docx
+++ b/docs/Intelligence-Engine-Operations-Guide.docx
@@ -2699,6 +2699,145 @@
       </w:r>
     </w:p>
     <w:p>
+      <w:pPr>
+        <w:pStyle w:val="Heading2"/>
+      </w:pPr>
+      <w:r>
+        <w:t>Activity 5.1 - How the connection is wired, and what it proves</w:t>
+      </w:r>
+    </w:p>
+    <w:p>
+      <w:r>
+        <w:rPr>
+          <w:b w:val="0"/>
+          <w:i w:val="0"/>
+        </w:rPr>
+        <w:t>Zero-copy is a claim worth testing rather than repeating. Unity Catalog reaches the lakehouse through a storage credential backed by an IAM role defined in this repository, and an external location scoped to a single governed prefix. Creating that location runs a live permission check against AWS, and the result is the governance model stated in someone else's words:</w:t>
+      </w:r>
+    </w:p>
+    <w:p>
+      <w:pPr>
+        <w:jc w:val="center"/>
+      </w:pPr>
+      <w:r>
+        <w:drawing>
+          <wp:inline xmlns:a="http://schemas.openxmlformats.org/drawingml/2006/main" xmlns:pic="http://schemas.openxmlformats.org/drawingml/2006/picture">
+            <wp:extent cx="5852160" cy="3375013"/>
+            <wp:docPr id="21" name="Picture 21"/>
+            <wp:cNvGraphicFramePr>
+              <a:graphicFrameLocks noChangeAspect="1"/>
+            </wp:cNvGraphicFramePr>
+            <a:graphic>
+              <a:graphicData uri="http://schemas.openxmlformats.org/drawingml/2006/picture">
+                <pic:pic>
+                  <pic:nvPicPr>
+                    <pic:cNvPr id="0" name="21-databricks-external-location-validation.jpg"/>
+                    <pic:cNvPicPr/>
+                  </pic:nvPicPr>
+                  <pic:blipFill>
+                    <a:blip r:embed="rId29"/>
+                    <a:stretch>
+                      <a:fillRect/>
+                    </a:stretch>
+                  </pic:blipFill>
+                  <pic:spPr>
+                    <a:xfrm>
+                      <a:off x="0" y="0"/>
+                      <a:ext cx="5852160" cy="3375013"/>
+                    </a:xfrm>
+                    <a:prstGeom prst="rect"/>
+                  </pic:spPr>
+                </pic:pic>
+              </a:graphicData>
+            </a:graphic>
+          </wp:inline>
+        </w:drawing>
+      </w:r>
+    </w:p>
+    <w:p>
+      <w:pPr>
+        <w:jc w:val="center"/>
+      </w:pPr>
+      <w:r>
+        <w:rPr>
+          <w:i/>
+          <w:color w:val="5B677D"/>
+          <w:sz w:val="17"/>
+        </w:rPr>
+        <w:t>Figure 21. Validating the external location over derived/. Read, List, Path Exists, Assume Role and External ID Condition all pass; the only failures are the write-dependent file-event resources, because the credential is read-only by construction.</w:t>
+      </w:r>
+    </w:p>
+    <w:p>
+      <w:r>
+        <w:rPr>
+          <w:b w:val="0"/>
+          <w:i w:val="0"/>
+        </w:rPr>
+        <w:t>With that in place, an analyst queries the governed aggregates directly - no copy, no export, no AWS credentials in their hands:</w:t>
+      </w:r>
+    </w:p>
+    <w:p>
+      <w:pPr>
+        <w:jc w:val="center"/>
+      </w:pPr>
+      <w:r>
+        <w:drawing>
+          <wp:inline xmlns:a="http://schemas.openxmlformats.org/drawingml/2006/main" xmlns:pic="http://schemas.openxmlformats.org/drawingml/2006/picture">
+            <wp:extent cx="5852160" cy="3375013"/>
+            <wp:docPr id="22" name="Picture 22"/>
+            <wp:cNvGraphicFramePr>
+              <a:graphicFrameLocks noChangeAspect="1"/>
+            </wp:cNvGraphicFramePr>
+            <a:graphic>
+              <a:graphicData uri="http://schemas.openxmlformats.org/drawingml/2006/picture">
+                <pic:pic>
+                  <pic:nvPicPr>
+                    <pic:cNvPr id="0" name="22-databricks-governed-query.jpg"/>
+                    <pic:cNvPicPr/>
+                  </pic:nvPicPr>
+                  <pic:blipFill>
+                    <a:blip r:embed="rId30"/>
+                    <a:stretch>
+                      <a:fillRect/>
+                    </a:stretch>
+                  </pic:blipFill>
+                  <pic:spPr>
+                    <a:xfrm>
+                      <a:off x="0" y="0"/>
+                      <a:ext cx="5852160" cy="3375013"/>
+                    </a:xfrm>
+                    <a:prstGeom prst="rect"/>
+                  </pic:spPr>
+                </pic:pic>
+              </a:graphicData>
+            </a:graphic>
+          </wp:inline>
+        </w:drawing>
+      </w:r>
+    </w:p>
+    <w:p>
+      <w:pPr>
+        <w:jc w:val="center"/>
+      </w:pPr>
+      <w:r>
+        <w:rPr>
+          <w:i/>
+          <w:color w:val="5B677D"/>
+          <w:sz w:val="17"/>
+        </w:rPr>
+        <w:t>Figure 22. SQL over the L3 tier from Databricks serverless. Every row is an aggregate whose small cells were suppressed upstream by the pipeline, not by the query.</w:t>
+      </w:r>
+    </w:p>
+    <w:p>
+      <w:r>
+        <w:rPr>
+          <w:b w:val="0"/>
+          <w:i/>
+        </w:rPr>
+        <w:t>Two boundaries are visible in that exchange. The credential is read-only, so no notebook can write into a governed tier. And the catalog schema is owned by the infrastructure service principal, so publishing a permanent view for analysts is a reviewed change by the team that owns the pipeline - not something a curious analyst can do at a SQL prompt.</w:t>
+      </w:r>
+    </w:p>
+    <w:p>
       <w:r>
         <w:br w:type="page"/>
       </w:r>
@@ -2816,7 +2955,7 @@
         <w:drawing>
           <wp:inline xmlns:a="http://schemas.openxmlformats.org/drawingml/2006/main" xmlns:pic="http://schemas.openxmlformats.org/drawingml/2006/picture">
             <wp:extent cx="5852160" cy="3372227"/>
-            <wp:docPr id="21" name="Picture 21"/>
+            <wp:docPr id="23" name="Picture 23"/>
             <wp:cNvGraphicFramePr>
               <a:graphicFrameLocks noChangeAspect="1"/>
             </wp:cNvGraphicFramePr>
@@ -2828,7 +2967,7 @@
                     <pic:cNvPicPr/>
                   </pic:nvPicPr>
                   <pic:blipFill>
-                    <a:blip r:embed="rId29"/>
+                    <a:blip r:embed="rId31"/>
                     <a:stretch>
                       <a:fillRect/>
                     </a:stretch>
@@ -2857,7 +2996,7 @@
           <w:color w:val="5B677D"/>
           <w:sz w:val="17"/>
         </w:rPr>
-        <w:t>Figure 21. The report-build state machine and its execution history.</w:t>
+        <w:t>Figure 23. The report-build state machine and its execution history.</w:t>
       </w:r>
     </w:p>
     <w:p>
@@ -2868,7 +3007,7 @@
         <w:drawing>
           <wp:inline xmlns:a="http://schemas.openxmlformats.org/drawingml/2006/main" xmlns:pic="http://schemas.openxmlformats.org/drawingml/2006/picture">
             <wp:extent cx="5852160" cy="3372227"/>
-            <wp:docPr id="22" name="Picture 22"/>
+            <wp:docPr id="24" name="Picture 24"/>
             <wp:cNvGraphicFramePr>
               <a:graphicFrameLocks noChangeAspect="1"/>
             </wp:cNvGraphicFramePr>
@@ -2880,7 +3019,7 @@
                     <pic:cNvPicPr/>
                   </pic:nvPicPr>
                   <pic:blipFill>
-                    <a:blip r:embed="rId30"/>
+                    <a:blip r:embed="rId32"/>
                     <a:stretch>
                       <a:fillRect/>
                     </a:stretch>
@@ -2909,7 +3048,7 @@
           <w:color w:val="5B677D"/>
           <w:sz w:val="17"/>
         </w:rPr>
-        <w:t>Figure 22. Definition beside graph. Execution input pins stage_image by digest; approvals carry {decision, feedback}; revision loops are bounded by max_revisions.</w:t>
+        <w:t>Figure 24. Definition beside graph. Execution input pins stage_image by digest; approvals carry {decision, feedback}; revision loops are bounded by max_revisions.</w:t>
       </w:r>
     </w:p>
     <w:p>

--- a/docs/Intelligence-Engine-Operations-Guide.docx
+++ b/docs/Intelligence-Engine-Operations-Guide.docx
@@ -160,7 +160,7 @@
       <w:r>
         <w:drawing>
           <wp:inline xmlns:a="http://schemas.openxmlformats.org/drawingml/2006/main" xmlns:pic="http://schemas.openxmlformats.org/drawingml/2006/picture">
-            <wp:extent cx="5852160" cy="3503945"/>
+            <wp:extent cx="5852160" cy="3375013"/>
             <wp:docPr id="2" name="Picture 2"/>
             <wp:cNvGraphicFramePr>
               <a:graphicFrameLocks noChangeAspect="1"/>
@@ -181,7 +181,7 @@
                   <pic:spPr>
                     <a:xfrm>
                       <a:off x="0" y="0"/>
-                      <a:ext cx="5852160" cy="3503945"/>
+                      <a:ext cx="5852160" cy="3375013"/>
                     </a:xfrm>
                     <a:prstGeom prst="rect"/>
                   </pic:spPr>
@@ -688,7 +688,7 @@
       <w:r>
         <w:drawing>
           <wp:inline xmlns:a="http://schemas.openxmlformats.org/drawingml/2006/main" xmlns:pic="http://schemas.openxmlformats.org/drawingml/2006/picture">
-            <wp:extent cx="5852160" cy="5431839"/>
+            <wp:extent cx="5852160" cy="4423389"/>
             <wp:docPr id="4" name="Picture 4"/>
             <wp:cNvGraphicFramePr>
               <a:graphicFrameLocks noChangeAspect="1"/>
@@ -709,7 +709,7 @@
                   <pic:spPr>
                     <a:xfrm>
                       <a:off x="0" y="0"/>
-                      <a:ext cx="5852160" cy="5431839"/>
+                      <a:ext cx="5852160" cy="4423389"/>
                     </a:xfrm>
                     <a:prstGeom prst="rect"/>
                   </pic:spPr>
@@ -832,7 +832,7 @@
       <w:r>
         <w:drawing>
           <wp:inline xmlns:a="http://schemas.openxmlformats.org/drawingml/2006/main" xmlns:pic="http://schemas.openxmlformats.org/drawingml/2006/picture">
-            <wp:extent cx="4206240" cy="2164657"/>
+            <wp:extent cx="3291840" cy="1804434"/>
             <wp:docPr id="6" name="Picture 6"/>
             <wp:cNvGraphicFramePr>
               <a:graphicFrameLocks noChangeAspect="1"/>
@@ -841,7 +841,7 @@
               <a:graphicData uri="http://schemas.openxmlformats.org/drawingml/2006/picture">
                 <pic:pic>
                   <pic:nvPicPr>
-                    <pic:cNvPr id="0" name="12-execution-graph.png"/>
+                    <pic:cNvPr id="0" name="12-execution-graph.jpg"/>
                     <pic:cNvPicPr/>
                   </pic:nvPicPr>
                   <pic:blipFill>
@@ -853,7 +853,7 @@
                   <pic:spPr>
                     <a:xfrm>
                       <a:off x="0" y="0"/>
-                      <a:ext cx="4206240" cy="2164657"/>
+                      <a:ext cx="3291840" cy="1804434"/>
                     </a:xfrm>
                     <a:prstGeom prst="rect"/>
                   </pic:spPr>
@@ -874,7 +874,7 @@
           <w:color w:val="5B677D"/>
           <w:sz w:val="17"/>
         </w:rPr>
-        <w:t>Figure 6. A real execution: stages in green flowing into MidpointApproval and FinalApproval.</w:t>
+        <w:t>Figure 6. A real execution: every stage green, flowing through MidpointApproval and FinalApproval to Done.</w:t>
       </w:r>
     </w:p>
     <w:p>
@@ -1867,7 +1867,7 @@
       <w:r>
         <w:drawing>
           <wp:inline xmlns:a="http://schemas.openxmlformats.org/drawingml/2006/main" xmlns:pic="http://schemas.openxmlformats.org/drawingml/2006/picture">
-            <wp:extent cx="5852160" cy="4069912"/>
+            <wp:extent cx="5852160" cy="3492150"/>
             <wp:docPr id="11" name="Picture 11"/>
             <wp:cNvGraphicFramePr>
               <a:graphicFrameLocks noChangeAspect="1"/>
@@ -1888,7 +1888,7 @@
                   <pic:spPr>
                     <a:xfrm>
                       <a:off x="0" y="0"/>
-                      <a:ext cx="5852160" cy="4069912"/>
+                      <a:ext cx="5852160" cy="3492150"/>
                     </a:xfrm>
                     <a:prstGeom prst="rect"/>
                   </pic:spPr>
@@ -1919,7 +1919,7 @@
       <w:r>
         <w:drawing>
           <wp:inline xmlns:a="http://schemas.openxmlformats.org/drawingml/2006/main" xmlns:pic="http://schemas.openxmlformats.org/drawingml/2006/picture">
-            <wp:extent cx="5852160" cy="4722204"/>
+            <wp:extent cx="5852160" cy="3916947"/>
             <wp:docPr id="12" name="Picture 12"/>
             <wp:cNvGraphicFramePr>
               <a:graphicFrameLocks noChangeAspect="1"/>
@@ -1940,7 +1940,7 @@
                   <pic:spPr>
                     <a:xfrm>
                       <a:off x="0" y="0"/>
-                      <a:ext cx="5852160" cy="4722204"/>
+                      <a:ext cx="5852160" cy="3916947"/>
                     </a:xfrm>
                     <a:prstGeom prst="rect"/>
                   </pic:spPr>
@@ -2475,7 +2475,7 @@
       <w:r>
         <w:drawing>
           <wp:inline xmlns:a="http://schemas.openxmlformats.org/drawingml/2006/main" xmlns:pic="http://schemas.openxmlformats.org/drawingml/2006/picture">
-            <wp:extent cx="5852160" cy="3439664"/>
+            <wp:extent cx="5852160" cy="3375013"/>
             <wp:docPr id="18" name="Picture 18"/>
             <wp:cNvGraphicFramePr>
               <a:graphicFrameLocks noChangeAspect="1"/>
@@ -2496,7 +2496,7 @@
                   <pic:spPr>
                     <a:xfrm>
                       <a:off x="0" y="0"/>
-                      <a:ext cx="5852160" cy="3439664"/>
+                      <a:ext cx="5852160" cy="3375013"/>
                     </a:xfrm>
                     <a:prstGeom prst="rect"/>
                   </pic:spPr>
@@ -2535,7 +2535,7 @@
       <w:r>
         <w:drawing>
           <wp:inline xmlns:a="http://schemas.openxmlformats.org/drawingml/2006/main" xmlns:pic="http://schemas.openxmlformats.org/drawingml/2006/picture">
-            <wp:extent cx="5852160" cy="3372227"/>
+            <wp:extent cx="5852160" cy="3375013"/>
             <wp:docPr id="19" name="Picture 19"/>
             <wp:cNvGraphicFramePr>
               <a:graphicFrameLocks noChangeAspect="1"/>
@@ -2556,7 +2556,7 @@
                   <pic:spPr>
                     <a:xfrm>
                       <a:off x="0" y="0"/>
-                      <a:ext cx="5852160" cy="3372227"/>
+                      <a:ext cx="5852160" cy="3375013"/>
                     </a:xfrm>
                     <a:prstGeom prst="rect"/>
                   </pic:spPr>
@@ -2948,13 +2948,22 @@
       </w:r>
     </w:p>
     <w:p>
+      <w:r>
+        <w:rPr>
+          <w:b w:val="0"/>
+          <w:i w:val="0"/>
+        </w:rPr>
+        <w:t>The definition below is the whole contract: two checkpoints, two bounded revision loops, and an explicit reject path. Everything the consultant chapter describes as a choice is a Choice state here.</w:t>
+      </w:r>
+    </w:p>
+    <w:p>
       <w:pPr>
         <w:jc w:val="center"/>
       </w:pPr>
       <w:r>
         <w:drawing>
           <wp:inline xmlns:a="http://schemas.openxmlformats.org/drawingml/2006/main" xmlns:pic="http://schemas.openxmlformats.org/drawingml/2006/picture">
-            <wp:extent cx="5852160" cy="3372227"/>
+            <wp:extent cx="5669280" cy="3634259"/>
             <wp:docPr id="23" name="Picture 23"/>
             <wp:cNvGraphicFramePr>
               <a:graphicFrameLocks noChangeAspect="1"/>
@@ -2963,7 +2972,7 @@
               <a:graphicData uri="http://schemas.openxmlformats.org/drawingml/2006/picture">
                 <pic:pic>
                   <pic:nvPicPr>
-                    <pic:cNvPr id="0" name="09-stepfunctions-machine.jpg"/>
+                    <pic:cNvPr id="0" name="11-stepfunctions-full-workflow.jpg"/>
                     <pic:cNvPicPr/>
                   </pic:nvPicPr>
                   <pic:blipFill>
@@ -2975,7 +2984,7 @@
                   <pic:spPr>
                     <a:xfrm>
                       <a:off x="0" y="0"/>
-                      <a:ext cx="5852160" cy="3372227"/>
+                      <a:ext cx="5669280" cy="3634259"/>
                     </a:xfrm>
                     <a:prstGeom prst="rect"/>
                   </pic:spPr>
@@ -2996,7 +3005,7 @@
           <w:color w:val="5B677D"/>
           <w:sz w:val="17"/>
         </w:rPr>
-        <w:t>Figure 23. The report-build state machine and its execution history.</w:t>
+        <w:t>Figure 23. The complete state machine. MidpointDecision and FinalDecision branch on the consultant's {decision, feedback}: revise counts a revision and re-runs the stages, reject ends the run, default carries on.</w:t>
       </w:r>
     </w:p>
     <w:p>
@@ -3006,7 +3015,7 @@
       <w:r>
         <w:drawing>
           <wp:inline xmlns:a="http://schemas.openxmlformats.org/drawingml/2006/main" xmlns:pic="http://schemas.openxmlformats.org/drawingml/2006/picture">
-            <wp:extent cx="5852160" cy="3372227"/>
+            <wp:extent cx="5852160" cy="3375013"/>
             <wp:docPr id="24" name="Picture 24"/>
             <wp:cNvGraphicFramePr>
               <a:graphicFrameLocks noChangeAspect="1"/>
@@ -3015,7 +3024,7 @@
               <a:graphicData uri="http://schemas.openxmlformats.org/drawingml/2006/picture">
                 <pic:pic>
                   <pic:nvPicPr>
-                    <pic:cNvPr id="0" name="10-stepfunctions-definition.jpg"/>
+                    <pic:cNvPr id="0" name="09-stepfunctions-machine.jpg"/>
                     <pic:cNvPicPr/>
                   </pic:nvPicPr>
                   <pic:blipFill>
@@ -3027,7 +3036,7 @@
                   <pic:spPr>
                     <a:xfrm>
                       <a:off x="0" y="0"/>
-                      <a:ext cx="5852160" cy="3372227"/>
+                      <a:ext cx="5852160" cy="3375013"/>
                     </a:xfrm>
                     <a:prstGeom prst="rect"/>
                   </pic:spPr>
@@ -3048,7 +3057,59 @@
           <w:color w:val="5B677D"/>
           <w:sz w:val="17"/>
         </w:rPr>
-        <w:t>Figure 24. Definition beside graph. Execution input pins stage_image by digest; approvals carry {decision, feedback}; revision loops are bounded by max_revisions.</w:t>
+        <w:t>Figure 24. The state machine and its execution history.</w:t>
+      </w:r>
+    </w:p>
+    <w:p>
+      <w:pPr>
+        <w:jc w:val="center"/>
+      </w:pPr>
+      <w:r>
+        <w:drawing>
+          <wp:inline xmlns:a="http://schemas.openxmlformats.org/drawingml/2006/main" xmlns:pic="http://schemas.openxmlformats.org/drawingml/2006/picture">
+            <wp:extent cx="5852160" cy="3375013"/>
+            <wp:docPr id="25" name="Picture 25"/>
+            <wp:cNvGraphicFramePr>
+              <a:graphicFrameLocks noChangeAspect="1"/>
+            </wp:cNvGraphicFramePr>
+            <a:graphic>
+              <a:graphicData uri="http://schemas.openxmlformats.org/drawingml/2006/picture">
+                <pic:pic>
+                  <pic:nvPicPr>
+                    <pic:cNvPr id="0" name="10-stepfunctions-definition.jpg"/>
+                    <pic:cNvPicPr/>
+                  </pic:nvPicPr>
+                  <pic:blipFill>
+                    <a:blip r:embed="rId33"/>
+                    <a:stretch>
+                      <a:fillRect/>
+                    </a:stretch>
+                  </pic:blipFill>
+                  <pic:spPr>
+                    <a:xfrm>
+                      <a:off x="0" y="0"/>
+                      <a:ext cx="5852160" cy="3375013"/>
+                    </a:xfrm>
+                    <a:prstGeom prst="rect"/>
+                  </pic:spPr>
+                </pic:pic>
+              </a:graphicData>
+            </a:graphic>
+          </wp:inline>
+        </w:drawing>
+      </w:r>
+    </w:p>
+    <w:p>
+      <w:pPr>
+        <w:jc w:val="center"/>
+      </w:pPr>
+      <w:r>
+        <w:rPr>
+          <w:i/>
+          <w:color w:val="5B677D"/>
+          <w:sz w:val="17"/>
+        </w:rPr>
+        <w:t>Figure 25. Definition beside graph. Execution input pins stage_image by digest; approvals carry {decision, feedback}; revision loops are bounded by max_revisions.</w:t>
       </w:r>
     </w:p>
     <w:p>

--- a/docs/Intelligence-Engine-Operations-Guide.docx
+++ b/docs/Intelligence-Engine-Operations-Guide.docx
@@ -2602,7 +2602,7 @@
           <w:b/>
           <w:i w:val="0"/>
         </w:rPr>
-        <w:t>Surface: Databricks, reading the lakehouse in place through Unity Catalog. Zero-copy, read-only, and no AWS credentials in the analyst's hands.</w:t>
+        <w:t>Surface: Databricks, reading the governed derived and contextualized tiers in place through Unity Catalog. Zero-copy, read-only, and no AWS credentials in the analyst's hands.</w:t>
       </w:r>
     </w:p>
     <w:p>

--- a/docs/Intelligence-Engine-Operations-Guide.docx
+++ b/docs/Intelligence-Engine-Operations-Guide.docx
@@ -688,7 +688,7 @@
       <w:r>
         <w:drawing>
           <wp:inline xmlns:a="http://schemas.openxmlformats.org/drawingml/2006/main" xmlns:pic="http://schemas.openxmlformats.org/drawingml/2006/picture">
-            <wp:extent cx="5852160" cy="4423389"/>
+            <wp:extent cx="4507992" cy="3407392"/>
             <wp:docPr id="4" name="Picture 4"/>
             <wp:cNvGraphicFramePr>
               <a:graphicFrameLocks noChangeAspect="1"/>
@@ -709,7 +709,7 @@
                   <pic:spPr>
                     <a:xfrm>
                       <a:off x="0" y="0"/>
-                      <a:ext cx="5852160" cy="4423389"/>
+                      <a:ext cx="4507992" cy="3407392"/>
                     </a:xfrm>
                     <a:prstGeom prst="rect"/>
                   </pic:spPr>
@@ -1867,7 +1867,7 @@
       <w:r>
         <w:drawing>
           <wp:inline xmlns:a="http://schemas.openxmlformats.org/drawingml/2006/main" xmlns:pic="http://schemas.openxmlformats.org/drawingml/2006/picture">
-            <wp:extent cx="5852160" cy="3492150"/>
+            <wp:extent cx="5715000" cy="3410302"/>
             <wp:docPr id="11" name="Picture 11"/>
             <wp:cNvGraphicFramePr>
               <a:graphicFrameLocks noChangeAspect="1"/>
@@ -1888,7 +1888,7 @@
                   <pic:spPr>
                     <a:xfrm>
                       <a:off x="0" y="0"/>
-                      <a:ext cx="5852160" cy="3492150"/>
+                      <a:ext cx="5715000" cy="3410302"/>
                     </a:xfrm>
                     <a:prstGeom prst="rect"/>
                   </pic:spPr>
@@ -1919,7 +1919,7 @@
       <w:r>
         <w:drawing>
           <wp:inline xmlns:a="http://schemas.openxmlformats.org/drawingml/2006/main" xmlns:pic="http://schemas.openxmlformats.org/drawingml/2006/picture">
-            <wp:extent cx="5852160" cy="3916947"/>
+            <wp:extent cx="5111496" cy="3421208"/>
             <wp:docPr id="12" name="Picture 12"/>
             <wp:cNvGraphicFramePr>
               <a:graphicFrameLocks noChangeAspect="1"/>
@@ -1940,7 +1940,7 @@
                   <pic:spPr>
                     <a:xfrm>
                       <a:off x="0" y="0"/>
-                      <a:ext cx="5852160" cy="3916947"/>
+                      <a:ext cx="5111496" cy="3421208"/>
                     </a:xfrm>
                     <a:prstGeom prst="rect"/>
                   </pic:spPr>

--- a/docs/Intelligence-Engine-Operations-Guide.docx
+++ b/docs/Intelligence-Engine-Operations-Guide.docx
@@ -2838,6 +2838,182 @@
       </w:r>
     </w:p>
     <w:p>
+      <w:pPr>
+        <w:pStyle w:val="Heading2"/>
+      </w:pPr>
+      <w:r>
+        <w:t>Activity 5.2 - Peer benchmarks: the one thing only Databricks can do here</w:t>
+      </w:r>
+    </w:p>
+    <w:p>
+      <w:r>
+        <w:rPr>
+          <w:b w:val="0"/>
+          <w:i w:val="0"/>
+        </w:rPr>
+        <w:t>Every run is scoped to one client, and the cross_company_isolation guardrail enforces it. So a report can say “Clinical is 22% of headcount” but never “...against a 17% peer median” - the numbers that would answer that live in other clients' data. This is the gap Databricks is genuinely placed to close.</w:t>
+      </w:r>
+    </w:p>
+    <w:p>
+      <w:pPr>
+        <w:jc w:val="center"/>
+      </w:pPr>
+      <w:r>
+        <w:drawing>
+          <wp:inline xmlns:a="http://schemas.openxmlformats.org/drawingml/2006/main" xmlns:pic="http://schemas.openxmlformats.org/drawingml/2006/picture">
+            <wp:extent cx="5486400" cy="1371600"/>
+            <wp:docPr id="23" name="Picture 23"/>
+            <wp:cNvGraphicFramePr>
+              <a:graphicFrameLocks noChangeAspect="1"/>
+            </wp:cNvGraphicFramePr>
+            <a:graphic>
+              <a:graphicData uri="http://schemas.openxmlformats.org/drawingml/2006/picture">
+                <pic:pic>
+                  <pic:nvPicPr>
+                    <pic:cNvPr id="0" name="09-peer-benchmarks-crossing-clients-without-breaking-isolation.png"/>
+                    <pic:cNvPicPr/>
+                  </pic:nvPicPr>
+                  <pic:blipFill>
+                    <a:blip r:embed="rId31"/>
+                    <a:stretch>
+                      <a:fillRect/>
+                    </a:stretch>
+                  </pic:blipFill>
+                  <pic:spPr>
+                    <a:xfrm>
+                      <a:off x="0" y="0"/>
+                      <a:ext cx="5486400" cy="1371600"/>
+                    </a:xfrm>
+                    <a:prstGeom prst="rect"/>
+                  </pic:spPr>
+                </pic:pic>
+              </a:graphicData>
+            </a:graphic>
+          </wp:inline>
+        </w:drawing>
+      </w:r>
+    </w:p>
+    <w:p>
+      <w:pPr>
+        <w:jc w:val="center"/>
+      </w:pPr>
+      <w:r>
+        <w:rPr>
+          <w:i/>
+          <w:color w:val="5B677D"/>
+          <w:sz w:val="17"/>
+        </w:rPr>
+        <w:t>Figure 23. The crossing happens upstream of any run, and only a suppressed aggregate survives it. A run reads the product, never another client's rows, so the isolation guardrail still holds.</w:t>
+      </w:r>
+    </w:p>
+    <w:p>
+      <w:pPr>
+        <w:pStyle w:val="ListNumber"/>
+      </w:pPr>
+      <w:r>
+        <w:t>Four clients are taken through the medallion path, so there are peers to compare against.</w:t>
+      </w:r>
+    </w:p>
+    <w:p>
+      <w:pPr>
+        <w:pStyle w:val="ListNumber"/>
+      </w:pPr>
+      <w:r>
+        <w:t>A Unity Catalog view reads every client's governed L3 tier in place, read-only.</w:t>
+      </w:r>
+    </w:p>
+    <w:p>
+      <w:pPr>
+        <w:pStyle w:val="ListNumber"/>
+      </w:pPr>
+      <w:r>
+        <w:t>One SQL statement computes median share of workforce by seniority, suppressing any cell with fewer than three contributing clients.</w:t>
+      </w:r>
+    </w:p>
+    <w:p>
+      <w:pPr>
+        <w:pStyle w:val="ListNumber"/>
+      </w:pPr>
+      <w:r>
+        <w:t>The stage - not Databricks - writes the aggregate to derived/peer_benchmarks/ and registers it in Glue with full lineage.</w:t>
+      </w:r>
+    </w:p>
+    <w:p>
+      <w:pPr>
+        <w:pStyle w:val="ListNumber"/>
+      </w:pPr>
+      <w:r>
+        <w:t>A report run consumes the product. If Databricks is absent, the stage exits 0 and the report builds unchanged.</w:t>
+      </w:r>
+    </w:p>
+    <w:p>
+      <w:r>
+        <w:rPr>
+          <w:b/>
+          <w:i w:val="0"/>
+        </w:rPr>
+        <w:t>Executed on the deployed harness, four contributing clients:</w:t>
+      </w:r>
+    </w:p>
+    <w:p>
+      <w:pPr>
+        <w:ind w:left="360"/>
+      </w:pPr>
+      <w:r>
+        <w:rPr>
+          <w:rFonts w:ascii="Consolas" w:hAnsi="Consolas"/>
+          <w:sz w:val="17"/>
+        </w:rPr>
+        <w:t>OK | wrote s3://&lt;lakehouse&gt;/derived/peer_benchmarks/part-0000.parquet</w:t>
+        <w:br/>
+        <w:t xml:space="preserve">     (4734 bytes, 5 cells, up to 4 contributing clients)</w:t>
+        <w:br/>
+        <w:t>OK | created glue table ie_dev_derived.peer_benchmarks</w:t>
+        <w:br/>
+        <w:t>steward log: 1 event(s) -&gt; stewardship/gate-events/...</w:t>
+      </w:r>
+    </w:p>
+    <w:p>
+      <w:r>
+        <w:rPr>
+          <w:b/>
+          <w:i w:val="0"/>
+        </w:rPr>
+        <w:t>The product itself - a workforce pyramid with observed ranges:</w:t>
+      </w:r>
+    </w:p>
+    <w:p>
+      <w:pPr>
+        <w:ind w:left="360"/>
+      </w:pPr>
+      <w:r>
+        <w:rPr>
+          <w:rFonts w:ascii="Consolas" w:hAnsi="Consolas"/>
+          <w:sz w:val="17"/>
+        </w:rPr>
+        <w:t>seniority      clients  median share           range  median tenure</w:t>
+        <w:br/>
+        <w:t>Entry                4         41.9%      39.3-47.4%          1.14y</w:t>
+        <w:br/>
+        <w:t>Mid                  4         21.4%      19.5-21.9%          2.75y</w:t>
+        <w:br/>
+        <w:t>Senior               4         18.6%      13.6-23.0%          4.23y</w:t>
+        <w:br/>
+        <w:t>Director             4         12.2%       9.5-12.7%          5.61y</w:t>
+        <w:br/>
+        <w:t>VP/Executive         4          6.5%        5.0-6.8%          7.42y</w:t>
+      </w:r>
+    </w:p>
+    <w:p>
+      <w:r>
+        <w:rPr>
+          <w:b w:val="0"/>
+          <w:i/>
+        </w:rPr>
+        <w:t>Two design decisions are worth carrying into any similar work. Databricks holds no write path - it computes, the stage writes, and Glue stays the catalog of record, so provenance is never split across two catalogues. And the benchmark is keyed on seniority rather than department because the first run suppressed every cell: every seniority level is shared by all four clients, while the most widely shared department appears in only two. Department taxonomies are industry-specific, so a cross-industry department median compares things that are not alike. The suppression rule caught a modelling error before a human did.</w:t>
+      </w:r>
+    </w:p>
+    <w:p>
       <w:r>
         <w:br w:type="page"/>
       </w:r>
@@ -2964,7 +3140,7 @@
         <w:drawing>
           <wp:inline xmlns:a="http://schemas.openxmlformats.org/drawingml/2006/main" xmlns:pic="http://schemas.openxmlformats.org/drawingml/2006/picture">
             <wp:extent cx="5669280" cy="3634259"/>
-            <wp:docPr id="23" name="Picture 23"/>
+            <wp:docPr id="24" name="Picture 24"/>
             <wp:cNvGraphicFramePr>
               <a:graphicFrameLocks noChangeAspect="1"/>
             </wp:cNvGraphicFramePr>
@@ -2976,7 +3152,7 @@
                     <pic:cNvPicPr/>
                   </pic:nvPicPr>
                   <pic:blipFill>
-                    <a:blip r:embed="rId31"/>
+                    <a:blip r:embed="rId32"/>
                     <a:stretch>
                       <a:fillRect/>
                     </a:stretch>
@@ -3005,59 +3181,7 @@
           <w:color w:val="5B677D"/>
           <w:sz w:val="17"/>
         </w:rPr>
-        <w:t>Figure 23. The complete state machine. MidpointDecision and FinalDecision branch on the consultant's {decision, feedback}: revise counts a revision and re-runs the stages, reject ends the run, default carries on.</w:t>
-      </w:r>
-    </w:p>
-    <w:p>
-      <w:pPr>
-        <w:jc w:val="center"/>
-      </w:pPr>
-      <w:r>
-        <w:drawing>
-          <wp:inline xmlns:a="http://schemas.openxmlformats.org/drawingml/2006/main" xmlns:pic="http://schemas.openxmlformats.org/drawingml/2006/picture">
-            <wp:extent cx="5852160" cy="3375013"/>
-            <wp:docPr id="24" name="Picture 24"/>
-            <wp:cNvGraphicFramePr>
-              <a:graphicFrameLocks noChangeAspect="1"/>
-            </wp:cNvGraphicFramePr>
-            <a:graphic>
-              <a:graphicData uri="http://schemas.openxmlformats.org/drawingml/2006/picture">
-                <pic:pic>
-                  <pic:nvPicPr>
-                    <pic:cNvPr id="0" name="09-stepfunctions-machine.jpg"/>
-                    <pic:cNvPicPr/>
-                  </pic:nvPicPr>
-                  <pic:blipFill>
-                    <a:blip r:embed="rId32"/>
-                    <a:stretch>
-                      <a:fillRect/>
-                    </a:stretch>
-                  </pic:blipFill>
-                  <pic:spPr>
-                    <a:xfrm>
-                      <a:off x="0" y="0"/>
-                      <a:ext cx="5852160" cy="3375013"/>
-                    </a:xfrm>
-                    <a:prstGeom prst="rect"/>
-                  </pic:spPr>
-                </pic:pic>
-              </a:graphicData>
-            </a:graphic>
-          </wp:inline>
-        </w:drawing>
-      </w:r>
-    </w:p>
-    <w:p>
-      <w:pPr>
-        <w:jc w:val="center"/>
-      </w:pPr>
-      <w:r>
-        <w:rPr>
-          <w:i/>
-          <w:color w:val="5B677D"/>
-          <w:sz w:val="17"/>
-        </w:rPr>
-        <w:t>Figure 24. The state machine and its execution history.</w:t>
+        <w:t>Figure 24. The complete state machine. MidpointDecision and FinalDecision branch on the consultant's {decision, feedback}: revise counts a revision and re-runs the stages, reject ends the run, default carries on.</w:t>
       </w:r>
     </w:p>
     <w:p>
@@ -3076,7 +3200,7 @@
               <a:graphicData uri="http://schemas.openxmlformats.org/drawingml/2006/picture">
                 <pic:pic>
                   <pic:nvPicPr>
-                    <pic:cNvPr id="0" name="10-stepfunctions-definition.jpg"/>
+                    <pic:cNvPr id="0" name="09-stepfunctions-machine.jpg"/>
                     <pic:cNvPicPr/>
                   </pic:nvPicPr>
                   <pic:blipFill>
@@ -3109,7 +3233,59 @@
           <w:color w:val="5B677D"/>
           <w:sz w:val="17"/>
         </w:rPr>
-        <w:t>Figure 25. Definition beside graph. Execution input pins stage_image by digest; approvals carry {decision, feedback}; revision loops are bounded by max_revisions.</w:t>
+        <w:t>Figure 25. The state machine and its execution history.</w:t>
+      </w:r>
+    </w:p>
+    <w:p>
+      <w:pPr>
+        <w:jc w:val="center"/>
+      </w:pPr>
+      <w:r>
+        <w:drawing>
+          <wp:inline xmlns:a="http://schemas.openxmlformats.org/drawingml/2006/main" xmlns:pic="http://schemas.openxmlformats.org/drawingml/2006/picture">
+            <wp:extent cx="5852160" cy="3375013"/>
+            <wp:docPr id="26" name="Picture 26"/>
+            <wp:cNvGraphicFramePr>
+              <a:graphicFrameLocks noChangeAspect="1"/>
+            </wp:cNvGraphicFramePr>
+            <a:graphic>
+              <a:graphicData uri="http://schemas.openxmlformats.org/drawingml/2006/picture">
+                <pic:pic>
+                  <pic:nvPicPr>
+                    <pic:cNvPr id="0" name="10-stepfunctions-definition.jpg"/>
+                    <pic:cNvPicPr/>
+                  </pic:nvPicPr>
+                  <pic:blipFill>
+                    <a:blip r:embed="rId34"/>
+                    <a:stretch>
+                      <a:fillRect/>
+                    </a:stretch>
+                  </pic:blipFill>
+                  <pic:spPr>
+                    <a:xfrm>
+                      <a:off x="0" y="0"/>
+                      <a:ext cx="5852160" cy="3375013"/>
+                    </a:xfrm>
+                    <a:prstGeom prst="rect"/>
+                  </pic:spPr>
+                </pic:pic>
+              </a:graphicData>
+            </a:graphic>
+          </wp:inline>
+        </w:drawing>
+      </w:r>
+    </w:p>
+    <w:p>
+      <w:pPr>
+        <w:jc w:val="center"/>
+      </w:pPr>
+      <w:r>
+        <w:rPr>
+          <w:i/>
+          <w:color w:val="5B677D"/>
+          <w:sz w:val="17"/>
+        </w:rPr>
+        <w:t>Figure 26. Definition beside graph. Execution input pins stage_image by digest; approvals carry {decision, feedback}; revision loops are bounded by max_revisions.</w:t>
       </w:r>
     </w:p>
     <w:p>

--- a/docs/Intelligence-Engine-Operations-Guide.docx
+++ b/docs/Intelligence-Engine-Operations-Guide.docx
@@ -1548,7 +1548,370 @@
         <w:pStyle w:val="Heading2"/>
       </w:pPr>
       <w:r>
-        <w:t>Activity 2.5 - Know where the work shows up</w:t>
+        <w:t>Activity 2.5 - Build a Databricks notebook flow, in Claude Code</w:t>
+      </w:r>
+    </w:p>
+    <w:p>
+      <w:r>
+        <w:rPr>
+          <w:b w:val="0"/>
+          <w:i w:val="0"/>
+        </w:rPr>
+        <w:t>Some analysis does not belong in a stage. A stage runs inside a report run, scoped to one client. Cross-client work that wants Spark belongs in a notebook submitted from the workbench. The session below was executed end to end on the live workbench, in the ordinary Claude Code interface, against the real Databricks workspace.</w:t>
+      </w:r>
+    </w:p>
+    <w:p>
+      <w:pPr>
+        <w:pStyle w:val="ListNumber"/>
+      </w:pPr>
+      <w:r>
+        <w:t>State the task: a notebook that scores each client's seniority shape against the peer median, plus a submission harness that runs it on serverless compute.</w:t>
+      </w:r>
+    </w:p>
+    <w:p>
+      <w:pPr>
+        <w:pStyle w:val="ListNumber"/>
+      </w:pPr>
+      <w:r>
+        <w:t>Let the agent read the conventions first - it explores stages/peer_benchmarks.py and the infrastructure templates before writing anything.</w:t>
+      </w:r>
+    </w:p>
+    <w:p>
+      <w:pPr>
+        <w:pStyle w:val="ListNumber"/>
+      </w:pPr>
+      <w:r>
+        <w:t>Review the notebook it drafts, cell separators and all, at the write-approval prompt.</w:t>
+      </w:r>
+    </w:p>
+    <w:p>
+      <w:pPr>
+        <w:pStyle w:val="ListNumber"/>
+      </w:pPr>
+      <w:r>
+        <w:t>Run it for real. The first submission fails; the agent reads the actual run output rather than guessing, and fixes three genuine platform constraints.</w:t>
+      </w:r>
+    </w:p>
+    <w:p>
+      <w:pPr>
+        <w:pStyle w:val="ListNumber"/>
+      </w:pPr>
+      <w:r>
+        <w:t>Catch the disclosure problem before committing: the draft hardcoded the lakehouse bucket, whose name embeds the AWS account ID.</w:t>
+      </w:r>
+    </w:p>
+    <w:p>
+      <w:pPr>
+        <w:pStyle w:val="ListNumber"/>
+      </w:pPr>
+      <w:r>
+        <w:t>Re-run to confirm the parameterised version still works, then run the suite and commit.</w:t>
+      </w:r>
+    </w:p>
+    <w:p>
+      <w:pPr>
+        <w:jc w:val="center"/>
+      </w:pPr>
+      <w:r>
+        <w:drawing>
+          <wp:inline xmlns:a="http://schemas.openxmlformats.org/drawingml/2006/main" xmlns:pic="http://schemas.openxmlformats.org/drawingml/2006/picture">
+            <wp:extent cx="5852160" cy="3375013"/>
+            <wp:docPr id="11" name="Picture 11"/>
+            <wp:cNvGraphicFramePr>
+              <a:graphicFrameLocks noChangeAspect="1"/>
+            </wp:cNvGraphicFramePr>
+            <a:graphic>
+              <a:graphicData uri="http://schemas.openxmlformats.org/drawingml/2006/picture">
+                <pic:pic>
+                  <pic:nvPicPr>
+                    <pic:cNvPr id="0" name="25-fde-notebook-flow-task.jpg"/>
+                    <pic:cNvPicPr/>
+                  </pic:nvPicPr>
+                  <pic:blipFill>
+                    <a:blip r:embed="rId19"/>
+                    <a:stretch>
+                      <a:fillRect/>
+                    </a:stretch>
+                  </pic:blipFill>
+                  <pic:spPr>
+                    <a:xfrm>
+                      <a:off x="0" y="0"/>
+                      <a:ext cx="5852160" cy="3375013"/>
+                    </a:xfrm>
+                    <a:prstGeom prst="rect"/>
+                  </pic:spPr>
+                </pic:pic>
+              </a:graphicData>
+            </a:graphic>
+          </wp:inline>
+        </w:drawing>
+      </w:r>
+    </w:p>
+    <w:p>
+      <w:pPr>
+        <w:jc w:val="center"/>
+      </w:pPr>
+      <w:r>
+        <w:rPr>
+          <w:i/>
+          <w:color w:val="5B677D"/>
+          <w:sz w:val="17"/>
+        </w:rPr>
+        <w:t>Figure 11. Step 1: the task, in the familiar interface. The header shows what this seat actually is - Claude Code on Amazon Bedrock, in the repository checkout, reached over SSM.</w:t>
+      </w:r>
+    </w:p>
+    <w:p>
+      <w:pPr>
+        <w:jc w:val="center"/>
+      </w:pPr>
+      <w:r>
+        <w:drawing>
+          <wp:inline xmlns:a="http://schemas.openxmlformats.org/drawingml/2006/main" xmlns:pic="http://schemas.openxmlformats.org/drawingml/2006/picture">
+            <wp:extent cx="5852160" cy="3375013"/>
+            <wp:docPr id="12" name="Picture 12"/>
+            <wp:cNvGraphicFramePr>
+              <a:graphicFrameLocks noChangeAspect="1"/>
+            </wp:cNvGraphicFramePr>
+            <a:graphic>
+              <a:graphicData uri="http://schemas.openxmlformats.org/drawingml/2006/picture">
+                <pic:pic>
+                  <pic:nvPicPr>
+                    <pic:cNvPr id="0" name="26-fde-notebook-authoring.jpg"/>
+                    <pic:cNvPicPr/>
+                  </pic:nvPicPr>
+                  <pic:blipFill>
+                    <a:blip r:embed="rId20"/>
+                    <a:stretch>
+                      <a:fillRect/>
+                    </a:stretch>
+                  </pic:blipFill>
+                  <pic:spPr>
+                    <a:xfrm>
+                      <a:off x="0" y="0"/>
+                      <a:ext cx="5852160" cy="3375013"/>
+                    </a:xfrm>
+                    <a:prstGeom prst="rect"/>
+                  </pic:spPr>
+                </pic:pic>
+              </a:graphicData>
+            </a:graphic>
+          </wp:inline>
+        </w:drawing>
+      </w:r>
+    </w:p>
+    <w:p>
+      <w:pPr>
+        <w:jc w:val="center"/>
+      </w:pPr>
+      <w:r>
+        <w:rPr>
+          <w:i/>
+          <w:color w:val="5B677D"/>
+          <w:sz w:val="17"/>
+        </w:rPr>
+        <w:t>Figure 12. Step 3: the drafted notebook in Databricks source format - '# COMMAND ----------' cell separators, so the file is reviewable as ordinary Python in git and readable as cells in the workspace. Nothing is written until the prompt below it is answered.</w:t>
+      </w:r>
+    </w:p>
+    <w:p>
+      <w:pPr>
+        <w:jc w:val="center"/>
+      </w:pPr>
+      <w:r>
+        <w:drawing>
+          <wp:inline xmlns:a="http://schemas.openxmlformats.org/drawingml/2006/main" xmlns:pic="http://schemas.openxmlformats.org/drawingml/2006/picture">
+            <wp:extent cx="5852160" cy="3375013"/>
+            <wp:docPr id="13" name="Picture 13"/>
+            <wp:cNvGraphicFramePr>
+              <a:graphicFrameLocks noChangeAspect="1"/>
+            </wp:cNvGraphicFramePr>
+            <a:graphic>
+              <a:graphicData uri="http://schemas.openxmlformats.org/drawingml/2006/picture">
+                <pic:pic>
+                  <pic:nvPicPr>
+                    <pic:cNvPr id="0" name="27-fde-notebook-flow-result.jpg"/>
+                    <pic:cNvPicPr/>
+                  </pic:nvPicPr>
+                  <pic:blipFill>
+                    <a:blip r:embed="rId21"/>
+                    <a:stretch>
+                      <a:fillRect/>
+                    </a:stretch>
+                  </pic:blipFill>
+                  <pic:spPr>
+                    <a:xfrm>
+                      <a:off x="0" y="0"/>
+                      <a:ext cx="5852160" cy="3375013"/>
+                    </a:xfrm>
+                    <a:prstGeom prst="rect"/>
+                  </pic:spPr>
+                </pic:pic>
+              </a:graphicData>
+            </a:graphic>
+          </wp:inline>
+        </w:drawing>
+      </w:r>
+    </w:p>
+    <w:p>
+      <w:pPr>
+        <w:jc w:val="center"/>
+      </w:pPr>
+      <w:r>
+        <w:rPr>
+          <w:i/>
+          <w:color w:val="5B677D"/>
+          <w:sz w:val="17"/>
+        </w:rPr>
+        <w:t>Figure 13. Step 4: the working flow, and an honest account of what it took. All three findings are governance holding rather than failing - most importantly, direct S3 reads are refused, so the governed external location is the only route to the data.</w:t>
+      </w:r>
+    </w:p>
+    <w:p>
+      <w:pPr>
+        <w:jc w:val="center"/>
+      </w:pPr>
+      <w:r>
+        <w:drawing>
+          <wp:inline xmlns:a="http://schemas.openxmlformats.org/drawingml/2006/main" xmlns:pic="http://schemas.openxmlformats.org/drawingml/2006/picture">
+            <wp:extent cx="5852160" cy="3375013"/>
+            <wp:docPr id="14" name="Picture 14"/>
+            <wp:cNvGraphicFramePr>
+              <a:graphicFrameLocks noChangeAspect="1"/>
+            </wp:cNvGraphicFramePr>
+            <a:graphic>
+              <a:graphicData uri="http://schemas.openxmlformats.org/drawingml/2006/picture">
+                <pic:pic>
+                  <pic:nvPicPr>
+                    <pic:cNvPr id="0" name="28-fde-parameterised-lakehouse-path.jpg"/>
+                    <pic:cNvPicPr/>
+                  </pic:nvPicPr>
+                  <pic:blipFill>
+                    <a:blip r:embed="rId22"/>
+                    <a:stretch>
+                      <a:fillRect/>
+                    </a:stretch>
+                  </pic:blipFill>
+                  <pic:spPr>
+                    <a:xfrm>
+                      <a:off x="0" y="0"/>
+                      <a:ext cx="5852160" cy="3375013"/>
+                    </a:xfrm>
+                    <a:prstGeom prst="rect"/>
+                  </pic:spPr>
+                </pic:pic>
+              </a:graphicData>
+            </a:graphic>
+          </wp:inline>
+        </w:drawing>
+      </w:r>
+    </w:p>
+    <w:p>
+      <w:pPr>
+        <w:jc w:val="center"/>
+      </w:pPr>
+      <w:r>
+        <w:rPr>
+          <w:i/>
+          <w:color w:val="5B677D"/>
+          <w:sz w:val="17"/>
+        </w:rPr>
+        <w:t>Figure 14. Step 5: the disclosure fix threaded through - the bucket is resolved at run time and handed to the submission rather than written down - followed by a repository-wide search for the account identifier, to prove it is gone rather than assert it.</w:t>
+      </w:r>
+    </w:p>
+    <w:p>
+      <w:r>
+        <w:rPr>
+          <w:b/>
+          <w:i w:val="0"/>
+        </w:rPr>
+        <w:t>The submission harness keeps the same optionality contract as every other Databricks touchpoint - missing configuration, an unreachable workspace or an API error all print SKIP and exit 0:</w:t>
+      </w:r>
+    </w:p>
+    <w:p>
+      <w:pPr>
+        <w:ind w:left="360"/>
+      </w:pPr>
+      <w:r>
+        <w:rPr>
+          <w:rFonts w:ascii="Consolas" w:hAnsi="Consolas"/>
+          <w:sz w:val="17"/>
+        </w:rPr>
+        <w:t>python scripts/submit_databricks_notebook.py</w:t>
+        <w:br/>
+        <w:t>OK | imported notebook to /intelligence-engine/notebooks/peer_cohort_shape</w:t>
+        <w:br/>
+        <w:t>OK | submitted run 305998269280317</w:t>
+        <w:br/>
+        <w:t xml:space="preserve">  ... RUNNING</w:t>
+        <w:br/>
+        <w:t>OK | run 305998269280317 completed successfully</w:t>
+      </w:r>
+    </w:p>
+    <w:p>
+      <w:pPr>
+        <w:jc w:val="center"/>
+      </w:pPr>
+      <w:r>
+        <w:drawing>
+          <wp:inline xmlns:a="http://schemas.openxmlformats.org/drawingml/2006/main" xmlns:pic="http://schemas.openxmlformats.org/drawingml/2006/picture">
+            <wp:extent cx="5852160" cy="3375013"/>
+            <wp:docPr id="15" name="Picture 15"/>
+            <wp:cNvGraphicFramePr>
+              <a:graphicFrameLocks noChangeAspect="1"/>
+            </wp:cNvGraphicFramePr>
+            <a:graphic>
+              <a:graphicData uri="http://schemas.openxmlformats.org/drawingml/2006/picture">
+                <pic:pic>
+                  <pic:nvPicPr>
+                    <pic:cNvPr id="0" name="29-databricks-serverless-runs.jpg"/>
+                    <pic:cNvPicPr/>
+                  </pic:nvPicPr>
+                  <pic:blipFill>
+                    <a:blip r:embed="rId23"/>
+                    <a:stretch>
+                      <a:fillRect/>
+                    </a:stretch>
+                  </pic:blipFill>
+                  <pic:spPr>
+                    <a:xfrm>
+                      <a:off x="0" y="0"/>
+                      <a:ext cx="5852160" cy="3375013"/>
+                    </a:xfrm>
+                    <a:prstGeom prst="rect"/>
+                  </pic:spPr>
+                </pic:pic>
+              </a:graphicData>
+            </a:graphic>
+          </wp:inline>
+        </w:drawing>
+      </w:r>
+    </w:p>
+    <w:p>
+      <w:pPr>
+        <w:jc w:val="center"/>
+      </w:pPr>
+      <w:r>
+        <w:rPr>
+          <w:i/>
+          <w:color w:val="5B677D"/>
+          <w:sz w:val="17"/>
+        </w:rPr>
+        <w:t>Figure 15. The same work seen from Databricks: one-time serverless runs submitted through the Jobs API as the pipeline service principal. The failed run is the one from Figure 15, left in place - the record of a debugging session is part of the evidence, not a blemish.</w:t>
+      </w:r>
+    </w:p>
+    <w:p>
+      <w:r>
+        <w:rPr>
+          <w:b w:val="0"/>
+          <w:i w:val="0"/>
+        </w:rPr>
+        <w:t>One boundary this activity exposed is worth naming. The workbench holds no GitHub identity - it authenticates to AWS by instance role - so the commit could be made but not pushed. That is deliberate: a shared analysis box with write access to a public repository is a wider blast radius than the seat needs. scripts/handoff_patch.py carries the commit out through a bucket both ends already hold, and the engineer pushes it as themselves.</w:t>
+      </w:r>
+    </w:p>
+    <w:p>
+      <w:pPr>
+        <w:pStyle w:val="Heading2"/>
+      </w:pPr>
+      <w:r>
+        <w:t>Activity 2.6 - Know where the work shows up</w:t>
       </w:r>
     </w:p>
     <w:p>
@@ -1868,7 +2231,7 @@
         <w:drawing>
           <wp:inline xmlns:a="http://schemas.openxmlformats.org/drawingml/2006/main" xmlns:pic="http://schemas.openxmlformats.org/drawingml/2006/picture">
             <wp:extent cx="5715000" cy="3410302"/>
-            <wp:docPr id="11" name="Picture 11"/>
+            <wp:docPr id="16" name="Picture 16"/>
             <wp:cNvGraphicFramePr>
               <a:graphicFrameLocks noChangeAspect="1"/>
             </wp:cNvGraphicFramePr>
@@ -1880,7 +2243,7 @@
                     <pic:cNvPicPr/>
                   </pic:nvPicPr>
                   <pic:blipFill>
-                    <a:blip r:embed="rId19"/>
+                    <a:blip r:embed="rId24"/>
                     <a:stretch>
                       <a:fillRect/>
                     </a:stretch>
@@ -1909,7 +2272,7 @@
           <w:color w:val="5B677D"/>
           <w:sz w:val="17"/>
         </w:rPr>
-        <w:t>Figure 11. The engineer console: run states, checkpoints, datasets, infrastructure. An observation deck, not a cockpit.</w:t>
+        <w:t>Figure 16. The engineer console: run states, checkpoints, datasets, infrastructure. An observation deck, not a cockpit.</w:t>
       </w:r>
     </w:p>
     <w:p>
@@ -1920,7 +2283,7 @@
         <w:drawing>
           <wp:inline xmlns:a="http://schemas.openxmlformats.org/drawingml/2006/main" xmlns:pic="http://schemas.openxmlformats.org/drawingml/2006/picture">
             <wp:extent cx="5111496" cy="3421208"/>
-            <wp:docPr id="12" name="Picture 12"/>
+            <wp:docPr id="17" name="Picture 17"/>
             <wp:cNvGraphicFramePr>
               <a:graphicFrameLocks noChangeAspect="1"/>
             </wp:cNvGraphicFramePr>
@@ -1932,7 +2295,7 @@
                     <pic:cNvPicPr/>
                   </pic:nvPicPr>
                   <pic:blipFill>
-                    <a:blip r:embed="rId20"/>
+                    <a:blip r:embed="rId25"/>
                     <a:stretch>
                       <a:fillRect/>
                     </a:stretch>
@@ -1961,7 +2324,7 @@
           <w:color w:val="5B677D"/>
           <w:sz w:val="17"/>
         </w:rPr>
-        <w:t>Figure 12. The guardrail surface - input validation, entity verification, output validation, cost ceilings, data-access isolation. Read-only when deployed: enforcement changes ride through git.</w:t>
+        <w:t>Figure 17. The guardrail surface - input validation, entity verification, output validation, cost ceilings, data-access isolation. Read-only when deployed: enforcement changes ride through git.</w:t>
       </w:r>
     </w:p>
     <w:p>
@@ -1997,7 +2360,7 @@
         <w:drawing>
           <wp:inline xmlns:a="http://schemas.openxmlformats.org/drawingml/2006/main" xmlns:pic="http://schemas.openxmlformats.org/drawingml/2006/picture">
             <wp:extent cx="5486400" cy="713792"/>
-            <wp:docPr id="13" name="Picture 13"/>
+            <wp:docPr id="18" name="Picture 18"/>
             <wp:cNvGraphicFramePr>
               <a:graphicFrameLocks noChangeAspect="1"/>
             </wp:cNvGraphicFramePr>
@@ -2009,7 +2372,7 @@
                     <pic:cNvPicPr/>
                   </pic:nvPicPr>
                   <pic:blipFill>
-                    <a:blip r:embed="rId21"/>
+                    <a:blip r:embed="rId26"/>
                     <a:stretch>
                       <a:fillRect/>
                     </a:stretch>
@@ -2038,7 +2401,7 @@
           <w:color w:val="5B677D"/>
           <w:sz w:val="17"/>
         </w:rPr>
-        <w:t>Figure 13. The deploy channel. Boundaries change through exactly one path: a reviewed template, applied as a logged stack operation.</w:t>
+        <w:t>Figure 18. The deploy channel. Boundaries change through exactly one path: a reviewed template, applied as a logged stack operation.</w:t>
       </w:r>
     </w:p>
     <w:p>
@@ -2196,7 +2559,7 @@
         <w:drawing>
           <wp:inline xmlns:a="http://schemas.openxmlformats.org/drawingml/2006/main" xmlns:pic="http://schemas.openxmlformats.org/drawingml/2006/picture">
             <wp:extent cx="5486400" cy="1588537"/>
-            <wp:docPr id="14" name="Picture 14"/>
+            <wp:docPr id="19" name="Picture 19"/>
             <wp:cNvGraphicFramePr>
               <a:graphicFrameLocks noChangeAspect="1"/>
             </wp:cNvGraphicFramePr>
@@ -2208,7 +2571,7 @@
                     <pic:cNvPicPr/>
                   </pic:nvPicPr>
                   <pic:blipFill>
-                    <a:blip r:embed="rId22"/>
+                    <a:blip r:embed="rId27"/>
                     <a:stretch>
                       <a:fillRect/>
                     </a:stretch>
@@ -2237,7 +2600,7 @@
           <w:color w:val="5B677D"/>
           <w:sz w:val="17"/>
         </w:rPr>
-        <w:t>Figure 14. Admission through the medallion tiers. The steward decides what enters; the gates in code enforce the rules on every write thereafter.</w:t>
+        <w:t>Figure 19. Admission through the medallion tiers. The steward decides what enters; the gates in code enforce the rules on every write thereafter.</w:t>
       </w:r>
     </w:p>
     <w:p>
@@ -2279,7 +2642,7 @@
         <w:drawing>
           <wp:inline xmlns:a="http://schemas.openxmlformats.org/drawingml/2006/main" xmlns:pic="http://schemas.openxmlformats.org/drawingml/2006/picture">
             <wp:extent cx="5852160" cy="3375013"/>
-            <wp:docPr id="15" name="Picture 15"/>
+            <wp:docPr id="20" name="Picture 20"/>
             <wp:cNvGraphicFramePr>
               <a:graphicFrameLocks noChangeAspect="1"/>
             </wp:cNvGraphicFramePr>
@@ -2291,7 +2654,7 @@
                     <pic:cNvPicPr/>
                   </pic:nvPicPr>
                   <pic:blipFill>
-                    <a:blip r:embed="rId23"/>
+                    <a:blip r:embed="rId28"/>
                     <a:stretch>
                       <a:fillRect/>
                     </a:stretch>
@@ -2320,7 +2683,7 @@
           <w:color w:val="5B677D"/>
           <w:sz w:val="17"/>
         </w:rPr>
-        <w:t>Figure 15. The governed data plane: medallion tiers as prefixes - foundational (pseudonymous), derived (aggregates, small cells suppressed), contextualized (vectors and graph), stewardship (append-only log).</w:t>
+        <w:t>Figure 20. The governed data plane: medallion tiers as prefixes - foundational (pseudonymous), derived (aggregates, small cells suppressed), contextualized (vectors and graph), stewardship (append-only log).</w:t>
       </w:r>
     </w:p>
     <w:p>
@@ -2372,7 +2735,7 @@
         <w:drawing>
           <wp:inline xmlns:a="http://schemas.openxmlformats.org/drawingml/2006/main" xmlns:pic="http://schemas.openxmlformats.org/drawingml/2006/picture">
             <wp:extent cx="5486400" cy="1644520"/>
-            <wp:docPr id="16" name="Picture 16"/>
+            <wp:docPr id="21" name="Picture 21"/>
             <wp:cNvGraphicFramePr>
               <a:graphicFrameLocks noChangeAspect="1"/>
             </wp:cNvGraphicFramePr>
@@ -2384,7 +2747,7 @@
                     <pic:cNvPicPr/>
                   </pic:nvPicPr>
                   <pic:blipFill>
-                    <a:blip r:embed="rId24"/>
+                    <a:blip r:embed="rId29"/>
                     <a:stretch>
                       <a:fillRect/>
                     </a:stretch>
@@ -2413,367 +2776,7 @@
           <w:color w:val="5B677D"/>
           <w:sz w:val="17"/>
         </w:rPr>
-        <w:t>Figure 16. Append-only by construction: the identities that write the log cannot read it, and the identity that reads it can write nothing but the drop zone.</w:t>
-      </w:r>
-    </w:p>
-    <w:p>
-      <w:pPr>
-        <w:jc w:val="center"/>
-      </w:pPr>
-      <w:r>
-        <w:drawing>
-          <wp:inline xmlns:a="http://schemas.openxmlformats.org/drawingml/2006/main" xmlns:pic="http://schemas.openxmlformats.org/drawingml/2006/picture">
-            <wp:extent cx="5852160" cy="3375013"/>
-            <wp:docPr id="17" name="Picture 17"/>
-            <wp:cNvGraphicFramePr>
-              <a:graphicFrameLocks noChangeAspect="1"/>
-            </wp:cNvGraphicFramePr>
-            <a:graphic>
-              <a:graphicData uri="http://schemas.openxmlformats.org/drawingml/2006/picture">
-                <pic:pic>
-                  <pic:nvPicPr>
-                    <pic:cNvPr id="0" name="05-stewardship-gate-events.jpg"/>
-                    <pic:cNvPicPr/>
-                  </pic:nvPicPr>
-                  <pic:blipFill>
-                    <a:blip r:embed="rId25"/>
-                    <a:stretch>
-                      <a:fillRect/>
-                    </a:stretch>
-                  </pic:blipFill>
-                  <pic:spPr>
-                    <a:xfrm>
-                      <a:off x="0" y="0"/>
-                      <a:ext cx="5852160" cy="3375013"/>
-                    </a:xfrm>
-                    <a:prstGeom prst="rect"/>
-                  </pic:spPr>
-                </pic:pic>
-              </a:graphicData>
-            </a:graphic>
-          </wp:inline>
-        </w:drawing>
-      </w:r>
-    </w:p>
-    <w:p>
-      <w:pPr>
-        <w:jc w:val="center"/>
-      </w:pPr>
-      <w:r>
-        <w:rPr>
-          <w:i/>
-          <w:color w:val="5B677D"/>
-          <w:sz w:val="17"/>
-        </w:rPr>
-        <w:t>Figure 17. The stewardship log in S3. gate-events/ records every gate evaluation as JSONL - which gate, which caller, BLOCK / WARN / NOTE, and what triggered it.</w:t>
-      </w:r>
-    </w:p>
-    <w:p>
-      <w:pPr>
-        <w:jc w:val="center"/>
-      </w:pPr>
-      <w:r>
-        <w:drawing>
-          <wp:inline xmlns:a="http://schemas.openxmlformats.org/drawingml/2006/main" xmlns:pic="http://schemas.openxmlformats.org/drawingml/2006/picture">
-            <wp:extent cx="5852160" cy="3375013"/>
-            <wp:docPr id="18" name="Picture 18"/>
-            <wp:cNvGraphicFramePr>
-              <a:graphicFrameLocks noChangeAspect="1"/>
-            </wp:cNvGraphicFramePr>
-            <a:graphic>
-              <a:graphicData uri="http://schemas.openxmlformats.org/drawingml/2006/picture">
-                <pic:pic>
-                  <pic:nvPicPr>
-                    <pic:cNvPr id="0" name="13-cloudtrail-trail.jpg"/>
-                    <pic:cNvPicPr/>
-                  </pic:nvPicPr>
-                  <pic:blipFill>
-                    <a:blip r:embed="rId26"/>
-                    <a:stretch>
-                      <a:fillRect/>
-                    </a:stretch>
-                  </pic:blipFill>
-                  <pic:spPr>
-                    <a:xfrm>
-                      <a:off x="0" y="0"/>
-                      <a:ext cx="5852160" cy="3375013"/>
-                    </a:xfrm>
-                    <a:prstGeom prst="rect"/>
-                  </pic:spPr>
-                </pic:pic>
-              </a:graphicData>
-            </a:graphic>
-          </wp:inline>
-        </w:drawing>
-      </w:r>
-    </w:p>
-    <w:p>
-      <w:pPr>
-        <w:jc w:val="center"/>
-      </w:pPr>
-      <w:r>
-        <w:rPr>
-          <w:i/>
-          <w:color w:val="5B677D"/>
-          <w:sz w:val="17"/>
-        </w:rPr>
-        <w:t>Figure 18. CloudTrail: multi-region, log-file validation enabled, and object-level data events on the governed prefixes - every individual read of governed data, not just management calls.</w:t>
-      </w:r>
-    </w:p>
-    <w:p>
-      <w:pPr>
-        <w:pStyle w:val="Heading2"/>
-      </w:pPr>
-      <w:r>
-        <w:t>Activity 4.4 - Review a lineage claim</w:t>
-      </w:r>
-    </w:p>
-    <w:p>
-      <w:pPr>
-        <w:jc w:val="center"/>
-      </w:pPr>
-      <w:r>
-        <w:drawing>
-          <wp:inline xmlns:a="http://schemas.openxmlformats.org/drawingml/2006/main" xmlns:pic="http://schemas.openxmlformats.org/drawingml/2006/picture">
-            <wp:extent cx="5852160" cy="3375013"/>
-            <wp:docPr id="19" name="Picture 19"/>
-            <wp:cNvGraphicFramePr>
-              <a:graphicFrameLocks noChangeAspect="1"/>
-            </wp:cNvGraphicFramePr>
-            <a:graphic>
-              <a:graphicData uri="http://schemas.openxmlformats.org/drawingml/2006/picture">
-                <pic:pic>
-                  <pic:nvPicPr>
-                    <pic:cNvPr id="0" name="07-glue-lineage-properties.jpg"/>
-                    <pic:cNvPicPr/>
-                  </pic:nvPicPr>
-                  <pic:blipFill>
-                    <a:blip r:embed="rId27"/>
-                    <a:stretch>
-                      <a:fillRect/>
-                    </a:stretch>
-                  </pic:blipFill>
-                  <pic:spPr>
-                    <a:xfrm>
-                      <a:off x="0" y="0"/>
-                      <a:ext cx="5852160" cy="3375013"/>
-                    </a:xfrm>
-                    <a:prstGeom prst="rect"/>
-                  </pic:spPr>
-                </pic:pic>
-              </a:graphicData>
-            </a:graphic>
-          </wp:inline>
-        </w:drawing>
-      </w:r>
-    </w:p>
-    <w:p>
-      <w:pPr>
-        <w:jc w:val="center"/>
-      </w:pPr>
-      <w:r>
-        <w:rPr>
-          <w:i/>
-          <w:color w:val="5B677D"/>
-          <w:sz w:val="17"/>
-        </w:rPr>
-        <w:t>Figure 19. Governance as table metadata: ie.owner names the accountable human, lineage records 500 rows in and 37 aggregate cells out, and contains_personal_data=false sits beside derived_from_personal_data=true - the honest pair.</w:t>
-      </w:r>
-    </w:p>
-    <w:p>
-      <w:r>
-        <w:br w:type="page"/>
-      </w:r>
-    </w:p>
-    <w:p>
-      <w:pPr>
-        <w:pStyle w:val="Heading1"/>
-      </w:pPr>
-      <w:r>
-        <w:rPr>
-          <w:color w:val="0D9488"/>
-        </w:rPr>
-        <w:t>5. Data Scientist / Analyst</w:t>
-      </w:r>
-    </w:p>
-    <w:p>
-      <w:r>
-        <w:rPr>
-          <w:b/>
-          <w:i w:val="0"/>
-        </w:rPr>
-        <w:t>Surface: Databricks, reading the governed derived and contextualized tiers in place through Unity Catalog. Zero-copy, read-only, and no AWS credentials in the analyst's hands.</w:t>
-      </w:r>
-    </w:p>
-    <w:p>
-      <w:pPr>
-        <w:jc w:val="center"/>
-      </w:pPr>
-      <w:r>
-        <w:drawing>
-          <wp:inline xmlns:a="http://schemas.openxmlformats.org/drawingml/2006/main" xmlns:pic="http://schemas.openxmlformats.org/drawingml/2006/picture">
-            <wp:extent cx="5486400" cy="1196651"/>
-            <wp:docPr id="20" name="Picture 20"/>
-            <wp:cNvGraphicFramePr>
-              <a:graphicFrameLocks noChangeAspect="1"/>
-            </wp:cNvGraphicFramePr>
-            <a:graphic>
-              <a:graphicData uri="http://schemas.openxmlformats.org/drawingml/2006/picture">
-                <pic:pic>
-                  <pic:nvPicPr>
-                    <pic:cNvPr id="0" name="08-the-analyst-s-zero-copy-path.png"/>
-                    <pic:cNvPicPr/>
-                  </pic:nvPicPr>
-                  <pic:blipFill>
-                    <a:blip r:embed="rId28"/>
-                    <a:stretch>
-                      <a:fillRect/>
-                    </a:stretch>
-                  </pic:blipFill>
-                  <pic:spPr>
-                    <a:xfrm>
-                      <a:off x="0" y="0"/>
-                      <a:ext cx="5486400" cy="1196651"/>
-                    </a:xfrm>
-                    <a:prstGeom prst="rect"/>
-                  </pic:spPr>
-                </pic:pic>
-              </a:graphicData>
-            </a:graphic>
-          </wp:inline>
-        </w:drawing>
-      </w:r>
-    </w:p>
-    <w:p>
-      <w:pPr>
-        <w:jc w:val="center"/>
-      </w:pPr>
-      <w:r>
-        <w:rPr>
-          <w:i/>
-          <w:color w:val="5B677D"/>
-          <w:sz w:val="17"/>
-        </w:rPr>
-        <w:t>Figure 20. The zero-copy path. No write path exists from the notebook back to the governed tiers.</w:t>
-      </w:r>
-    </w:p>
-    <w:p>
-      <w:pPr>
-        <w:pStyle w:val="ListBullet"/>
-      </w:pPr>
-      <w:r>
-        <w:t>derived/ is the everyday surface for BI - a normal external table with suppression already applied.</w:t>
-      </w:r>
-    </w:p>
-    <w:p>
-      <w:pPr>
-        <w:pStyle w:val="ListBullet"/>
-      </w:pPr>
-      <w:r>
-        <w:t>foundational/ supports record-grain modelling, and carries record-grain obligations: pseudonymous is not anonymous.</w:t>
-      </w:r>
-    </w:p>
-    <w:p>
-      <w:pPr>
-        <w:pStyle w:val="ListBullet"/>
-      </w:pPr>
-      <w:r>
-        <w:t>contextualized/ ships embeddings beside their metadata columns for retrieval prototyping.</w:t>
-      </w:r>
-    </w:p>
-    <w:p>
-      <w:pPr>
-        <w:pStyle w:val="ListBullet"/>
-      </w:pPr>
-      <w:r>
-        <w:t>Reconstructing suppressed cells by joining or differencing derived outputs defeats the control the tier exists to provide.</w:t>
-      </w:r>
-    </w:p>
-    <w:p>
-      <w:r>
-        <w:rPr>
-          <w:b w:val="0"/>
-          <w:i w:val="0"/>
-        </w:rPr>
-        <w:t>New or changed product tables are requested, not built here: they are a reviewed change to the build stages, run under the product-builder identity with lineage metadata updated. That is what keeps the catalog's ownership claims true.</w:t>
-      </w:r>
-    </w:p>
-    <w:p>
-      <w:pPr>
-        <w:pStyle w:val="Heading2"/>
-      </w:pPr>
-      <w:r>
-        <w:t>Activity 5.1 - How the connection is wired, and what it proves</w:t>
-      </w:r>
-    </w:p>
-    <w:p>
-      <w:r>
-        <w:rPr>
-          <w:b w:val="0"/>
-          <w:i w:val="0"/>
-        </w:rPr>
-        <w:t>Zero-copy is a claim worth testing rather than repeating. Unity Catalog reaches the lakehouse through a storage credential backed by an IAM role defined in this repository, and an external location scoped to a single governed prefix. Creating that location runs a live permission check against AWS, and the result is the governance model stated in someone else's words:</w:t>
-      </w:r>
-    </w:p>
-    <w:p>
-      <w:pPr>
-        <w:jc w:val="center"/>
-      </w:pPr>
-      <w:r>
-        <w:drawing>
-          <wp:inline xmlns:a="http://schemas.openxmlformats.org/drawingml/2006/main" xmlns:pic="http://schemas.openxmlformats.org/drawingml/2006/picture">
-            <wp:extent cx="5852160" cy="3375013"/>
-            <wp:docPr id="21" name="Picture 21"/>
-            <wp:cNvGraphicFramePr>
-              <a:graphicFrameLocks noChangeAspect="1"/>
-            </wp:cNvGraphicFramePr>
-            <a:graphic>
-              <a:graphicData uri="http://schemas.openxmlformats.org/drawingml/2006/picture">
-                <pic:pic>
-                  <pic:nvPicPr>
-                    <pic:cNvPr id="0" name="21-databricks-external-location-validation.jpg"/>
-                    <pic:cNvPicPr/>
-                  </pic:nvPicPr>
-                  <pic:blipFill>
-                    <a:blip r:embed="rId29"/>
-                    <a:stretch>
-                      <a:fillRect/>
-                    </a:stretch>
-                  </pic:blipFill>
-                  <pic:spPr>
-                    <a:xfrm>
-                      <a:off x="0" y="0"/>
-                      <a:ext cx="5852160" cy="3375013"/>
-                    </a:xfrm>
-                    <a:prstGeom prst="rect"/>
-                  </pic:spPr>
-                </pic:pic>
-              </a:graphicData>
-            </a:graphic>
-          </wp:inline>
-        </w:drawing>
-      </w:r>
-    </w:p>
-    <w:p>
-      <w:pPr>
-        <w:jc w:val="center"/>
-      </w:pPr>
-      <w:r>
-        <w:rPr>
-          <w:i/>
-          <w:color w:val="5B677D"/>
-          <w:sz w:val="17"/>
-        </w:rPr>
-        <w:t>Figure 21. Validating the external location over derived/. Read, List, Path Exists, Assume Role and External ID Condition all pass; the only failures are the write-dependent file-event resources, because the credential is read-only by construction.</w:t>
-      </w:r>
-    </w:p>
-    <w:p>
-      <w:r>
-        <w:rPr>
-          <w:b w:val="0"/>
-          <w:i w:val="0"/>
-        </w:rPr>
-        <w:t>With that in place, an analyst queries the governed aggregates directly - no copy, no export, no AWS credentials in their hands:</w:t>
+        <w:t>Figure 21. Append-only by construction: the identities that write the log cannot read it, and the identity that reads it can write nothing but the drop zone.</w:t>
       </w:r>
     </w:p>
     <w:p>
@@ -2792,7 +2795,7 @@
               <a:graphicData uri="http://schemas.openxmlformats.org/drawingml/2006/picture">
                 <pic:pic>
                   <pic:nvPicPr>
-                    <pic:cNvPr id="0" name="22-databricks-governed-query.jpg"/>
+                    <pic:cNvPr id="0" name="05-stewardship-gate-events.jpg"/>
                     <pic:cNvPicPr/>
                   </pic:nvPicPr>
                   <pic:blipFill>
@@ -2825,7 +2828,367 @@
           <w:color w:val="5B677D"/>
           <w:sz w:val="17"/>
         </w:rPr>
-        <w:t>Figure 22. SQL over the L3 tier from Databricks serverless. Every row is an aggregate whose small cells were suppressed upstream by the pipeline, not by the query.</w:t>
+        <w:t>Figure 22. The stewardship log in S3. gate-events/ records every gate evaluation as JSONL - which gate, which caller, BLOCK / WARN / NOTE, and what triggered it.</w:t>
+      </w:r>
+    </w:p>
+    <w:p>
+      <w:pPr>
+        <w:jc w:val="center"/>
+      </w:pPr>
+      <w:r>
+        <w:drawing>
+          <wp:inline xmlns:a="http://schemas.openxmlformats.org/drawingml/2006/main" xmlns:pic="http://schemas.openxmlformats.org/drawingml/2006/picture">
+            <wp:extent cx="5852160" cy="3375013"/>
+            <wp:docPr id="23" name="Picture 23"/>
+            <wp:cNvGraphicFramePr>
+              <a:graphicFrameLocks noChangeAspect="1"/>
+            </wp:cNvGraphicFramePr>
+            <a:graphic>
+              <a:graphicData uri="http://schemas.openxmlformats.org/drawingml/2006/picture">
+                <pic:pic>
+                  <pic:nvPicPr>
+                    <pic:cNvPr id="0" name="13-cloudtrail-trail.jpg"/>
+                    <pic:cNvPicPr/>
+                  </pic:nvPicPr>
+                  <pic:blipFill>
+                    <a:blip r:embed="rId31"/>
+                    <a:stretch>
+                      <a:fillRect/>
+                    </a:stretch>
+                  </pic:blipFill>
+                  <pic:spPr>
+                    <a:xfrm>
+                      <a:off x="0" y="0"/>
+                      <a:ext cx="5852160" cy="3375013"/>
+                    </a:xfrm>
+                    <a:prstGeom prst="rect"/>
+                  </pic:spPr>
+                </pic:pic>
+              </a:graphicData>
+            </a:graphic>
+          </wp:inline>
+        </w:drawing>
+      </w:r>
+    </w:p>
+    <w:p>
+      <w:pPr>
+        <w:jc w:val="center"/>
+      </w:pPr>
+      <w:r>
+        <w:rPr>
+          <w:i/>
+          <w:color w:val="5B677D"/>
+          <w:sz w:val="17"/>
+        </w:rPr>
+        <w:t>Figure 23. CloudTrail: multi-region, log-file validation enabled, and object-level data events on the governed prefixes - every individual read of governed data, not just management calls.</w:t>
+      </w:r>
+    </w:p>
+    <w:p>
+      <w:pPr>
+        <w:pStyle w:val="Heading2"/>
+      </w:pPr>
+      <w:r>
+        <w:t>Activity 4.4 - Review a lineage claim</w:t>
+      </w:r>
+    </w:p>
+    <w:p>
+      <w:pPr>
+        <w:jc w:val="center"/>
+      </w:pPr>
+      <w:r>
+        <w:drawing>
+          <wp:inline xmlns:a="http://schemas.openxmlformats.org/drawingml/2006/main" xmlns:pic="http://schemas.openxmlformats.org/drawingml/2006/picture">
+            <wp:extent cx="5852160" cy="3375013"/>
+            <wp:docPr id="24" name="Picture 24"/>
+            <wp:cNvGraphicFramePr>
+              <a:graphicFrameLocks noChangeAspect="1"/>
+            </wp:cNvGraphicFramePr>
+            <a:graphic>
+              <a:graphicData uri="http://schemas.openxmlformats.org/drawingml/2006/picture">
+                <pic:pic>
+                  <pic:nvPicPr>
+                    <pic:cNvPr id="0" name="07-glue-lineage-properties.jpg"/>
+                    <pic:cNvPicPr/>
+                  </pic:nvPicPr>
+                  <pic:blipFill>
+                    <a:blip r:embed="rId32"/>
+                    <a:stretch>
+                      <a:fillRect/>
+                    </a:stretch>
+                  </pic:blipFill>
+                  <pic:spPr>
+                    <a:xfrm>
+                      <a:off x="0" y="0"/>
+                      <a:ext cx="5852160" cy="3375013"/>
+                    </a:xfrm>
+                    <a:prstGeom prst="rect"/>
+                  </pic:spPr>
+                </pic:pic>
+              </a:graphicData>
+            </a:graphic>
+          </wp:inline>
+        </w:drawing>
+      </w:r>
+    </w:p>
+    <w:p>
+      <w:pPr>
+        <w:jc w:val="center"/>
+      </w:pPr>
+      <w:r>
+        <w:rPr>
+          <w:i/>
+          <w:color w:val="5B677D"/>
+          <w:sz w:val="17"/>
+        </w:rPr>
+        <w:t>Figure 24. Governance as table metadata: ie.owner names the accountable human, lineage records 500 rows in and 37 aggregate cells out, and contains_personal_data=false sits beside derived_from_personal_data=true - the honest pair.</w:t>
+      </w:r>
+    </w:p>
+    <w:p>
+      <w:r>
+        <w:br w:type="page"/>
+      </w:r>
+    </w:p>
+    <w:p>
+      <w:pPr>
+        <w:pStyle w:val="Heading1"/>
+      </w:pPr>
+      <w:r>
+        <w:rPr>
+          <w:color w:val="0D9488"/>
+        </w:rPr>
+        <w:t>5. Data Scientist / Analyst</w:t>
+      </w:r>
+    </w:p>
+    <w:p>
+      <w:r>
+        <w:rPr>
+          <w:b/>
+          <w:i w:val="0"/>
+        </w:rPr>
+        <w:t>Surface: Databricks, reading the governed derived and contextualized tiers in place through Unity Catalog. Zero-copy, read-only, and no AWS credentials in the analyst's hands.</w:t>
+      </w:r>
+    </w:p>
+    <w:p>
+      <w:pPr>
+        <w:jc w:val="center"/>
+      </w:pPr>
+      <w:r>
+        <w:drawing>
+          <wp:inline xmlns:a="http://schemas.openxmlformats.org/drawingml/2006/main" xmlns:pic="http://schemas.openxmlformats.org/drawingml/2006/picture">
+            <wp:extent cx="5486400" cy="1196651"/>
+            <wp:docPr id="25" name="Picture 25"/>
+            <wp:cNvGraphicFramePr>
+              <a:graphicFrameLocks noChangeAspect="1"/>
+            </wp:cNvGraphicFramePr>
+            <a:graphic>
+              <a:graphicData uri="http://schemas.openxmlformats.org/drawingml/2006/picture">
+                <pic:pic>
+                  <pic:nvPicPr>
+                    <pic:cNvPr id="0" name="08-the-analyst-s-zero-copy-path.png"/>
+                    <pic:cNvPicPr/>
+                  </pic:nvPicPr>
+                  <pic:blipFill>
+                    <a:blip r:embed="rId33"/>
+                    <a:stretch>
+                      <a:fillRect/>
+                    </a:stretch>
+                  </pic:blipFill>
+                  <pic:spPr>
+                    <a:xfrm>
+                      <a:off x="0" y="0"/>
+                      <a:ext cx="5486400" cy="1196651"/>
+                    </a:xfrm>
+                    <a:prstGeom prst="rect"/>
+                  </pic:spPr>
+                </pic:pic>
+              </a:graphicData>
+            </a:graphic>
+          </wp:inline>
+        </w:drawing>
+      </w:r>
+    </w:p>
+    <w:p>
+      <w:pPr>
+        <w:jc w:val="center"/>
+      </w:pPr>
+      <w:r>
+        <w:rPr>
+          <w:i/>
+          <w:color w:val="5B677D"/>
+          <w:sz w:val="17"/>
+        </w:rPr>
+        <w:t>Figure 25. The zero-copy path. No write path exists from the notebook back to the governed tiers.</w:t>
+      </w:r>
+    </w:p>
+    <w:p>
+      <w:pPr>
+        <w:pStyle w:val="ListBullet"/>
+      </w:pPr>
+      <w:r>
+        <w:t>derived/ is the everyday surface for BI - a normal external table with suppression already applied.</w:t>
+      </w:r>
+    </w:p>
+    <w:p>
+      <w:pPr>
+        <w:pStyle w:val="ListBullet"/>
+      </w:pPr>
+      <w:r>
+        <w:t>foundational/ supports record-grain modelling, and carries record-grain obligations: pseudonymous is not anonymous.</w:t>
+      </w:r>
+    </w:p>
+    <w:p>
+      <w:pPr>
+        <w:pStyle w:val="ListBullet"/>
+      </w:pPr>
+      <w:r>
+        <w:t>contextualized/ ships embeddings beside their metadata columns for retrieval prototyping.</w:t>
+      </w:r>
+    </w:p>
+    <w:p>
+      <w:pPr>
+        <w:pStyle w:val="ListBullet"/>
+      </w:pPr>
+      <w:r>
+        <w:t>Reconstructing suppressed cells by joining or differencing derived outputs defeats the control the tier exists to provide.</w:t>
+      </w:r>
+    </w:p>
+    <w:p>
+      <w:r>
+        <w:rPr>
+          <w:b w:val="0"/>
+          <w:i w:val="0"/>
+        </w:rPr>
+        <w:t>New or changed product tables are requested, not built here: they are a reviewed change to the build stages, run under the product-builder identity with lineage metadata updated. That is what keeps the catalog's ownership claims true.</w:t>
+      </w:r>
+    </w:p>
+    <w:p>
+      <w:pPr>
+        <w:pStyle w:val="Heading2"/>
+      </w:pPr>
+      <w:r>
+        <w:t>Activity 5.1 - How the connection is wired, and what it proves</w:t>
+      </w:r>
+    </w:p>
+    <w:p>
+      <w:r>
+        <w:rPr>
+          <w:b w:val="0"/>
+          <w:i w:val="0"/>
+        </w:rPr>
+        <w:t>Zero-copy is a claim worth testing rather than repeating. Unity Catalog reaches the lakehouse through a storage credential backed by an IAM role defined in this repository, and an external location scoped to a single governed prefix. Creating that location runs a live permission check against AWS, and the result is the governance model stated in someone else's words:</w:t>
+      </w:r>
+    </w:p>
+    <w:p>
+      <w:pPr>
+        <w:jc w:val="center"/>
+      </w:pPr>
+      <w:r>
+        <w:drawing>
+          <wp:inline xmlns:a="http://schemas.openxmlformats.org/drawingml/2006/main" xmlns:pic="http://schemas.openxmlformats.org/drawingml/2006/picture">
+            <wp:extent cx="5852160" cy="3375013"/>
+            <wp:docPr id="26" name="Picture 26"/>
+            <wp:cNvGraphicFramePr>
+              <a:graphicFrameLocks noChangeAspect="1"/>
+            </wp:cNvGraphicFramePr>
+            <a:graphic>
+              <a:graphicData uri="http://schemas.openxmlformats.org/drawingml/2006/picture">
+                <pic:pic>
+                  <pic:nvPicPr>
+                    <pic:cNvPr id="0" name="21-databricks-external-location-validation.jpg"/>
+                    <pic:cNvPicPr/>
+                  </pic:nvPicPr>
+                  <pic:blipFill>
+                    <a:blip r:embed="rId34"/>
+                    <a:stretch>
+                      <a:fillRect/>
+                    </a:stretch>
+                  </pic:blipFill>
+                  <pic:spPr>
+                    <a:xfrm>
+                      <a:off x="0" y="0"/>
+                      <a:ext cx="5852160" cy="3375013"/>
+                    </a:xfrm>
+                    <a:prstGeom prst="rect"/>
+                  </pic:spPr>
+                </pic:pic>
+              </a:graphicData>
+            </a:graphic>
+          </wp:inline>
+        </w:drawing>
+      </w:r>
+    </w:p>
+    <w:p>
+      <w:pPr>
+        <w:jc w:val="center"/>
+      </w:pPr>
+      <w:r>
+        <w:rPr>
+          <w:i/>
+          <w:color w:val="5B677D"/>
+          <w:sz w:val="17"/>
+        </w:rPr>
+        <w:t>Figure 26. Validating the external location over derived/. Read, List, Path Exists, Assume Role and External ID Condition all pass; the only failures are the write-dependent file-event resources, because the credential is read-only by construction.</w:t>
+      </w:r>
+    </w:p>
+    <w:p>
+      <w:r>
+        <w:rPr>
+          <w:b w:val="0"/>
+          <w:i w:val="0"/>
+        </w:rPr>
+        <w:t>With that in place, an analyst queries the governed aggregates directly - no copy, no export, no AWS credentials in their hands:</w:t>
+      </w:r>
+    </w:p>
+    <w:p>
+      <w:pPr>
+        <w:jc w:val="center"/>
+      </w:pPr>
+      <w:r>
+        <w:drawing>
+          <wp:inline xmlns:a="http://schemas.openxmlformats.org/drawingml/2006/main" xmlns:pic="http://schemas.openxmlformats.org/drawingml/2006/picture">
+            <wp:extent cx="5852160" cy="3375013"/>
+            <wp:docPr id="27" name="Picture 27"/>
+            <wp:cNvGraphicFramePr>
+              <a:graphicFrameLocks noChangeAspect="1"/>
+            </wp:cNvGraphicFramePr>
+            <a:graphic>
+              <a:graphicData uri="http://schemas.openxmlformats.org/drawingml/2006/picture">
+                <pic:pic>
+                  <pic:nvPicPr>
+                    <pic:cNvPr id="0" name="22-databricks-governed-query.jpg"/>
+                    <pic:cNvPicPr/>
+                  </pic:nvPicPr>
+                  <pic:blipFill>
+                    <a:blip r:embed="rId35"/>
+                    <a:stretch>
+                      <a:fillRect/>
+                    </a:stretch>
+                  </pic:blipFill>
+                  <pic:spPr>
+                    <a:xfrm>
+                      <a:off x="0" y="0"/>
+                      <a:ext cx="5852160" cy="3375013"/>
+                    </a:xfrm>
+                    <a:prstGeom prst="rect"/>
+                  </pic:spPr>
+                </pic:pic>
+              </a:graphicData>
+            </a:graphic>
+          </wp:inline>
+        </w:drawing>
+      </w:r>
+    </w:p>
+    <w:p>
+      <w:pPr>
+        <w:jc w:val="center"/>
+      </w:pPr>
+      <w:r>
+        <w:rPr>
+          <w:i/>
+          <w:color w:val="5B677D"/>
+          <w:sz w:val="17"/>
+        </w:rPr>
+        <w:t>Figure 27. SQL over the L3 tier from Databricks serverless. Every row is an aggregate whose small cells were suppressed upstream by the pipeline, not by the query.</w:t>
       </w:r>
     </w:p>
     <w:p>
@@ -2862,7 +3225,7 @@
         <w:drawing>
           <wp:inline xmlns:a="http://schemas.openxmlformats.org/drawingml/2006/main" xmlns:pic="http://schemas.openxmlformats.org/drawingml/2006/picture">
             <wp:extent cx="5486400" cy="1371600"/>
-            <wp:docPr id="23" name="Picture 23"/>
+            <wp:docPr id="28" name="Picture 28"/>
             <wp:cNvGraphicFramePr>
               <a:graphicFrameLocks noChangeAspect="1"/>
             </wp:cNvGraphicFramePr>
@@ -2874,7 +3237,7 @@
                     <pic:cNvPicPr/>
                   </pic:nvPicPr>
                   <pic:blipFill>
-                    <a:blip r:embed="rId31"/>
+                    <a:blip r:embed="rId36"/>
                     <a:stretch>
                       <a:fillRect/>
                     </a:stretch>
@@ -2903,7 +3266,7 @@
           <w:color w:val="5B677D"/>
           <w:sz w:val="17"/>
         </w:rPr>
-        <w:t>Figure 23. The crossing happens upstream of any run, and only a suppressed aggregate survives it. A run reads the product, never another client's rows, so the isolation guardrail still holds.</w:t>
+        <w:t>Figure 28. The crossing happens upstream of any run, and only a suppressed aggregate survives it. A run reads the product, never another client's rows, so the isolation guardrail still holds.</w:t>
       </w:r>
     </w:p>
     <w:p>
@@ -3005,6 +3368,110 @@
       </w:r>
     </w:p>
     <w:p>
+      <w:pPr>
+        <w:jc w:val="center"/>
+      </w:pPr>
+      <w:r>
+        <w:drawing>
+          <wp:inline xmlns:a="http://schemas.openxmlformats.org/drawingml/2006/main" xmlns:pic="http://schemas.openxmlformats.org/drawingml/2006/picture">
+            <wp:extent cx="5852160" cy="3375013"/>
+            <wp:docPr id="29" name="Picture 29"/>
+            <wp:cNvGraphicFramePr>
+              <a:graphicFrameLocks noChangeAspect="1"/>
+            </wp:cNvGraphicFramePr>
+            <a:graphic>
+              <a:graphicData uri="http://schemas.openxmlformats.org/drawingml/2006/picture">
+                <pic:pic>
+                  <pic:nvPicPr>
+                    <pic:cNvPr id="0" name="23-glue-peer-benchmarks-table.jpg"/>
+                    <pic:cNvPicPr/>
+                  </pic:nvPicPr>
+                  <pic:blipFill>
+                    <a:blip r:embed="rId37"/>
+                    <a:stretch>
+                      <a:fillRect/>
+                    </a:stretch>
+                  </pic:blipFill>
+                  <pic:spPr>
+                    <a:xfrm>
+                      <a:off x="0" y="0"/>
+                      <a:ext cx="5852160" cy="3375013"/>
+                    </a:xfrm>
+                    <a:prstGeom prst="rect"/>
+                  </pic:spPr>
+                </pic:pic>
+              </a:graphicData>
+            </a:graphic>
+          </wp:inline>
+        </w:drawing>
+      </w:r>
+    </w:p>
+    <w:p>
+      <w:pPr>
+        <w:jc w:val="center"/>
+      </w:pPr>
+      <w:r>
+        <w:rPr>
+          <w:i/>
+          <w:color w:val="5B677D"/>
+          <w:sz w:val="17"/>
+        </w:rPr>
+        <w:t>Figure 29. The product registered in Glue, which stays the catalog of record. Databricks computed it; the stage wrote it. Six typed columns, and the location points at the governed L3 tier.</w:t>
+      </w:r>
+    </w:p>
+    <w:p>
+      <w:pPr>
+        <w:jc w:val="center"/>
+      </w:pPr>
+      <w:r>
+        <w:drawing>
+          <wp:inline xmlns:a="http://schemas.openxmlformats.org/drawingml/2006/main" xmlns:pic="http://schemas.openxmlformats.org/drawingml/2006/picture">
+            <wp:extent cx="5257800" cy="1779688"/>
+            <wp:docPr id="30" name="Picture 30"/>
+            <wp:cNvGraphicFramePr>
+              <a:graphicFrameLocks noChangeAspect="1"/>
+            </wp:cNvGraphicFramePr>
+            <a:graphic>
+              <a:graphicData uri="http://schemas.openxmlformats.org/drawingml/2006/picture">
+                <pic:pic>
+                  <pic:nvPicPr>
+                    <pic:cNvPr id="0" name="24-databricks-peer-benchmark-query.jpg"/>
+                    <pic:cNvPicPr/>
+                  </pic:nvPicPr>
+                  <pic:blipFill>
+                    <a:blip r:embed="rId38"/>
+                    <a:stretch>
+                      <a:fillRect/>
+                    </a:stretch>
+                  </pic:blipFill>
+                  <pic:spPr>
+                    <a:xfrm>
+                      <a:off x="0" y="0"/>
+                      <a:ext cx="5257800" cy="1779688"/>
+                    </a:xfrm>
+                    <a:prstGeom prst="rect"/>
+                  </pic:spPr>
+                </pic:pic>
+              </a:graphicData>
+            </a:graphic>
+          </wp:inline>
+        </w:drawing>
+      </w:r>
+    </w:p>
+    <w:p>
+      <w:pPr>
+        <w:jc w:val="center"/>
+      </w:pPr>
+      <w:r>
+        <w:rPr>
+          <w:i/>
+          <w:color w:val="5B677D"/>
+          <w:sz w:val="17"/>
+        </w:rPr>
+        <w:t>Figure 30. The analyst side of the same product. Note what is being read: the suppressed aggregate, not another client's rows. Querying the cross-client view directly returns INSUFFICIENT_PERMISSIONS for a human - only the pipeline service principal may cross.</w:t>
+      </w:r>
+    </w:p>
+    <w:p>
       <w:r>
         <w:rPr>
           <w:b w:val="0"/>
@@ -3140,7 +3607,7 @@
         <w:drawing>
           <wp:inline xmlns:a="http://schemas.openxmlformats.org/drawingml/2006/main" xmlns:pic="http://schemas.openxmlformats.org/drawingml/2006/picture">
             <wp:extent cx="5669280" cy="3634259"/>
-            <wp:docPr id="24" name="Picture 24"/>
+            <wp:docPr id="31" name="Picture 31"/>
             <wp:cNvGraphicFramePr>
               <a:graphicFrameLocks noChangeAspect="1"/>
             </wp:cNvGraphicFramePr>
@@ -3152,7 +3619,7 @@
                     <pic:cNvPicPr/>
                   </pic:nvPicPr>
                   <pic:blipFill>
-                    <a:blip r:embed="rId32"/>
+                    <a:blip r:embed="rId39"/>
                     <a:stretch>
                       <a:fillRect/>
                     </a:stretch>
@@ -3181,7 +3648,7 @@
           <w:color w:val="5B677D"/>
           <w:sz w:val="17"/>
         </w:rPr>
-        <w:t>Figure 24. The complete state machine. MidpointDecision and FinalDecision branch on the consultant's {decision, feedback}: revise counts a revision and re-runs the stages, reject ends the run, default carries on.</w:t>
+        <w:t>Figure 31. The complete state machine. MidpointDecision and FinalDecision branch on the consultant's {decision, feedback}: revise counts a revision and re-runs the stages, reject ends the run, default carries on.</w:t>
       </w:r>
     </w:p>
     <w:p>
@@ -3192,7 +3659,7 @@
         <w:drawing>
           <wp:inline xmlns:a="http://schemas.openxmlformats.org/drawingml/2006/main" xmlns:pic="http://schemas.openxmlformats.org/drawingml/2006/picture">
             <wp:extent cx="5852160" cy="3375013"/>
-            <wp:docPr id="25" name="Picture 25"/>
+            <wp:docPr id="32" name="Picture 32"/>
             <wp:cNvGraphicFramePr>
               <a:graphicFrameLocks noChangeAspect="1"/>
             </wp:cNvGraphicFramePr>
@@ -3204,7 +3671,7 @@
                     <pic:cNvPicPr/>
                   </pic:nvPicPr>
                   <pic:blipFill>
-                    <a:blip r:embed="rId33"/>
+                    <a:blip r:embed="rId40"/>
                     <a:stretch>
                       <a:fillRect/>
                     </a:stretch>
@@ -3233,7 +3700,7 @@
           <w:color w:val="5B677D"/>
           <w:sz w:val="17"/>
         </w:rPr>
-        <w:t>Figure 25. The state machine and its execution history.</w:t>
+        <w:t>Figure 32. The state machine and its execution history.</w:t>
       </w:r>
     </w:p>
     <w:p>
@@ -3244,7 +3711,7 @@
         <w:drawing>
           <wp:inline xmlns:a="http://schemas.openxmlformats.org/drawingml/2006/main" xmlns:pic="http://schemas.openxmlformats.org/drawingml/2006/picture">
             <wp:extent cx="5852160" cy="3375013"/>
-            <wp:docPr id="26" name="Picture 26"/>
+            <wp:docPr id="33" name="Picture 33"/>
             <wp:cNvGraphicFramePr>
               <a:graphicFrameLocks noChangeAspect="1"/>
             </wp:cNvGraphicFramePr>
@@ -3256,7 +3723,7 @@
                     <pic:cNvPicPr/>
                   </pic:nvPicPr>
                   <pic:blipFill>
-                    <a:blip r:embed="rId34"/>
+                    <a:blip r:embed="rId41"/>
                     <a:stretch>
                       <a:fillRect/>
                     </a:stretch>
@@ -3285,7 +3752,7 @@
           <w:color w:val="5B677D"/>
           <w:sz w:val="17"/>
         </w:rPr>
-        <w:t>Figure 26. Definition beside graph. Execution input pins stage_image by digest; approvals carry {decision, feedback}; revision loops are bounded by max_revisions.</w:t>
+        <w:t>Figure 33. Definition beside graph. Execution input pins stage_image by digest; approvals carry {decision, feedback}; revision loops are bounded by max_revisions.</w:t>
       </w:r>
     </w:p>
     <w:p>
